--- a/docs/Documento de RF e RNF.docx
+++ b/docs/Documento de RF e RNF.docx
@@ -10,221 +10,1765 @@
         <w:rPr>
           <w:rtl w:val="0"/>
         </w:rPr>
-        <w:t xml:space="preserve">Requisitos Funcionais:</w:t>
       </w:r>
     </w:p>
     <w:p>
       <w:pPr>
-        <w:numPr>
-          <w:ilvl w:val="0"/>
-          <w:numId w:val="1"/>
-        </w:numPr>
-        <w:ind w:left="720" w:hanging="360"/>
+        <w:jc w:val="center"/>
+        <w:rPr>
+          <w:sz w:val="48"/>
+          <w:szCs w:val="48"/>
+        </w:rPr>
       </w:pPr>
       <w:r>
         <w:rPr>
+          <w:sz w:val="48"/>
+          <w:szCs w:val="48"/>
           <w:rtl w:val="0"/>
         </w:rPr>
-        <w:t xml:space="preserve">Como usuário, gostaria de consultar o estoque para saber a disponibilidade de cada produto</w:t>
+        <w:t xml:space="preserve">Documento de Requisitos</w:t>
       </w:r>
     </w:p>
     <w:p>
       <w:pPr>
-        <w:numPr>
-          <w:ilvl w:val="0"/>
-          <w:numId w:val="1"/>
-        </w:numPr>
-        <w:ind w:left="720" w:hanging="360"/>
+        <w:jc w:val="center"/>
         <w:rPr>
-          <w:u w:val="none"/>
+          <w:sz w:val="24"/>
+          <w:szCs w:val="24"/>
         </w:rPr>
       </w:pPr>
       <w:r>
         <w:rPr>
           <w:rtl w:val="0"/>
         </w:rPr>
-        <w:t xml:space="preserve">Como gestor, gostaria de atualizar o estoque, para registrar entrada ou perda de mercadorias</w:t>
       </w:r>
     </w:p>
     <w:p>
       <w:pPr>
-        <w:numPr>
-          <w:ilvl w:val="0"/>
-          <w:numId w:val="1"/>
-        </w:numPr>
-        <w:ind w:left="720" w:hanging="360"/>
+        <w:rPr>
+          <w:sz w:val="24"/>
+          <w:szCs w:val="24"/>
+        </w:rPr>
       </w:pPr>
       <w:r>
         <w:rPr>
+          <w:sz w:val="24"/>
+          <w:szCs w:val="24"/>
           <w:rtl w:val="0"/>
         </w:rPr>
-        <w:t xml:space="preserve">Como gestor, gostaria de receber alertas de estoque baixo, a fim de evitar esgotamento total</w:t>
+        <w:t xml:space="preserve">Este documento tem como objetivo especificar os Requisitos Funcionais (RF) e Não Funcionais (RNF) para o desenvolvimento do s</w:t>
+      </w:r>
+      <w:r>
+        <w:rPr>
+          <w:sz w:val="24"/>
+          <w:szCs w:val="24"/>
+          <w:rtl w:val="0"/>
+        </w:rPr>
+        <w:t xml:space="preserve">istema de Gestão de Cantina Acadêmica</w:t>
+      </w:r>
+      <w:r>
+        <w:rPr>
+          <w:sz w:val="24"/>
+          <w:szCs w:val="24"/>
+          <w:rtl w:val="0"/>
+        </w:rPr>
+        <w:t xml:space="preserve">. O propósito deste sistema é automatizar e otimizar os processos diários da cantina, abrangendo desde o controle de estoque, gerenciamento de vendas e fluxo de caixa, até o atendimento ao cliente. Este documento serve como guia oficial para a equipe de desenvolvimento, garantindo que todas as necessidades operacionais e de desempenho sejam atendidas com clareza e precisão. </w:t>
       </w:r>
     </w:p>
     <w:p>
       <w:pPr>
-        <w:numPr>
-          <w:ilvl w:val="0"/>
-          <w:numId w:val="1"/>
-        </w:numPr>
-        <w:ind w:left="720" w:hanging="360"/>
+        <w:jc w:val="center"/>
         <w:rPr>
-          <w:u w:val="none"/>
+          <w:b w:val="1"/>
+          <w:bCs w:val="1"/>
+          <w:sz w:val="32"/>
+          <w:szCs w:val="32"/>
         </w:rPr>
       </w:pPr>
       <w:r>
         <w:rPr>
           <w:rtl w:val="0"/>
         </w:rPr>
-        <w:t xml:space="preserve">Como gestor, gostaria de atualizar os preços dos produtos, para manter o sistema atualizado</w:t>
       </w:r>
     </w:p>
     <w:p>
       <w:pPr>
-        <w:numPr>
-          <w:ilvl w:val="0"/>
-          <w:numId w:val="1"/>
-        </w:numPr>
-        <w:ind w:left="720" w:hanging="360"/>
+        <w:jc w:val="left"/>
         <w:rPr>
-          <w:u w:val="none"/>
+          <w:b w:val="1"/>
+          <w:bCs w:val="1"/>
+          <w:sz w:val="30"/>
+          <w:szCs w:val="30"/>
         </w:rPr>
+      </w:pPr>
+      <w:r>
+        <w:rPr>
+          <w:b w:val="1"/>
+          <w:bCs w:val="1"/>
+          <w:sz w:val="30"/>
+          <w:szCs w:val="30"/>
+          <w:rtl w:val="0"/>
+        </w:rPr>
+        <w:t xml:space="preserve">Requisitos Funcionais:</w:t>
+      </w:r>
+    </w:p>
+    <w:tbl>
+      <w:tblPr>
+        <w:tblStyle w:val="Table1"/>
+        <w:tblW w:w="9029.0" w:type="dxa"/>
+        <w:jc w:val="left"/>
+        <w:tblBorders>
+          <w:top w:color="000000" w:space="0" w:sz="8" w:val="single"/>
+          <w:left w:color="000000" w:space="0" w:sz="8" w:val="single"/>
+          <w:bottom w:color="000000" w:space="0" w:sz="8" w:val="single"/>
+          <w:right w:color="000000" w:space="0" w:sz="8" w:val="single"/>
+          <w:insideH w:color="000000" w:space="0" w:sz="8" w:val="single"/>
+          <w:insideV w:color="000000" w:space="0" w:sz="8" w:val="single"/>
+        </w:tblBorders>
+        <w:tblLayout w:type="fixed"/>
+        <w:tblLook w:val="0600"/>
+      </w:tblPr>
+      <w:tblGrid>
+        <w:gridCol w:w="3009.6666666666665"/>
+        <w:gridCol w:w="3009.6666666666665"/>
+        <w:gridCol w:w="3009.6666666666665"/>
+        <w:tblGridChange w:id="0">
+          <w:tblGrid>
+            <w:gridCol w:w="3009.6666666666665"/>
+            <w:gridCol w:w="3009.6666666666665"/>
+            <w:gridCol w:w="3009.6666666666665"/>
+          </w:tblGrid>
+        </w:tblGridChange>
+      </w:tblGrid>
+      <w:tr>
+        <w:trPr>
+          <w:cantSplit w:val="0"/>
+          <w:tblHeader w:val="0"/>
+        </w:trPr>
+        <w:tc>
+          <w:tcPr>
+            <w:shd w:fill="auto" w:val="clear"/>
+            <w:tcMar>
+              <w:top w:w="100.0" w:type="dxa"/>
+              <w:left w:w="100.0" w:type="dxa"/>
+              <w:bottom w:w="100.0" w:type="dxa"/>
+              <w:right w:w="100.0" w:type="dxa"/>
+            </w:tcMar>
+            <w:vAlign w:val="top"/>
+          </w:tcPr>
+          <w:p>
+            <w:pPr>
+              <w:keepNext w:val="0"/>
+              <w:keepLines w:val="0"/>
+              <w:pageBreakBefore w:val="0"/>
+              <w:widowControl w:val="0"/>
+              <w:pBdr>
+                <w:top w:space="0" w:sz="0" w:val="nil"/>
+                <w:left w:space="0" w:sz="0" w:val="nil"/>
+                <w:bottom w:space="0" w:sz="0" w:val="nil"/>
+                <w:right w:space="0" w:sz="0" w:val="nil"/>
+                <w:between w:space="0" w:sz="0" w:val="nil"/>
+              </w:pBdr>
+              <w:shd w:fill="auto" w:val="clear"/>
+              <w:spacing w:after="0" w:before="0" w:line="240" w:lineRule="auto"/>
+              <w:ind w:left="0" w:right="0" w:firstLine="0"/>
+              <w:jc w:val="left"/>
+              <w:rPr>
+                <w:b w:val="1"/>
+                <w:bCs w:val="1"/>
+                <w:sz w:val="30"/>
+                <w:szCs w:val="30"/>
+              </w:rPr>
+            </w:pPr>
+            <w:r>
+              <w:rPr>
+                <w:b w:val="1"/>
+                <w:bCs w:val="1"/>
+                <w:sz w:val="30"/>
+                <w:szCs w:val="30"/>
+                <w:rtl w:val="0"/>
+              </w:rPr>
+              <w:t xml:space="preserve">ID</w:t>
+            </w:r>
+          </w:p>
+        </w:tc>
+        <w:tc>
+          <w:tcPr>
+            <w:shd w:fill="auto" w:val="clear"/>
+            <w:tcMar>
+              <w:top w:w="100.0" w:type="dxa"/>
+              <w:left w:w="100.0" w:type="dxa"/>
+              <w:bottom w:w="100.0" w:type="dxa"/>
+              <w:right w:w="100.0" w:type="dxa"/>
+            </w:tcMar>
+            <w:vAlign w:val="top"/>
+          </w:tcPr>
+          <w:p>
+            <w:pPr>
+              <w:keepNext w:val="0"/>
+              <w:keepLines w:val="0"/>
+              <w:pageBreakBefore w:val="0"/>
+              <w:widowControl w:val="0"/>
+              <w:pBdr>
+                <w:top w:space="0" w:sz="0" w:val="nil"/>
+                <w:left w:space="0" w:sz="0" w:val="nil"/>
+                <w:bottom w:space="0" w:sz="0" w:val="nil"/>
+                <w:right w:space="0" w:sz="0" w:val="nil"/>
+                <w:between w:space="0" w:sz="0" w:val="nil"/>
+              </w:pBdr>
+              <w:shd w:fill="auto" w:val="clear"/>
+              <w:spacing w:after="0" w:before="0" w:line="240" w:lineRule="auto"/>
+              <w:ind w:left="0" w:right="0" w:firstLine="0"/>
+              <w:jc w:val="left"/>
+              <w:rPr>
+                <w:b w:val="1"/>
+                <w:bCs w:val="1"/>
+                <w:sz w:val="30"/>
+                <w:szCs w:val="30"/>
+              </w:rPr>
+            </w:pPr>
+            <w:r>
+              <w:rPr>
+                <w:b w:val="1"/>
+                <w:bCs w:val="1"/>
+                <w:sz w:val="30"/>
+                <w:szCs w:val="30"/>
+                <w:rtl w:val="0"/>
+              </w:rPr>
+              <w:t xml:space="preserve">Requisito</w:t>
+            </w:r>
+          </w:p>
+        </w:tc>
+        <w:tc>
+          <w:tcPr>
+            <w:shd w:fill="auto" w:val="clear"/>
+            <w:tcMar>
+              <w:top w:w="100.0" w:type="dxa"/>
+              <w:left w:w="100.0" w:type="dxa"/>
+              <w:bottom w:w="100.0" w:type="dxa"/>
+              <w:right w:w="100.0" w:type="dxa"/>
+            </w:tcMar>
+            <w:vAlign w:val="top"/>
+          </w:tcPr>
+          <w:p>
+            <w:pPr>
+              <w:keepNext w:val="0"/>
+              <w:keepLines w:val="0"/>
+              <w:pageBreakBefore w:val="0"/>
+              <w:widowControl w:val="0"/>
+              <w:pBdr>
+                <w:top w:space="0" w:sz="0" w:val="nil"/>
+                <w:left w:space="0" w:sz="0" w:val="nil"/>
+                <w:bottom w:space="0" w:sz="0" w:val="nil"/>
+                <w:right w:space="0" w:sz="0" w:val="nil"/>
+                <w:between w:space="0" w:sz="0" w:val="nil"/>
+              </w:pBdr>
+              <w:shd w:fill="auto" w:val="clear"/>
+              <w:spacing w:after="0" w:before="0" w:line="240" w:lineRule="auto"/>
+              <w:ind w:left="0" w:right="0" w:firstLine="0"/>
+              <w:jc w:val="left"/>
+              <w:rPr>
+                <w:b w:val="1"/>
+                <w:bCs w:val="1"/>
+                <w:sz w:val="30"/>
+                <w:szCs w:val="30"/>
+              </w:rPr>
+            </w:pPr>
+            <w:r>
+              <w:rPr>
+                <w:b w:val="1"/>
+                <w:bCs w:val="1"/>
+                <w:sz w:val="30"/>
+                <w:szCs w:val="30"/>
+                <w:rtl w:val="0"/>
+              </w:rPr>
+              <w:t xml:space="preserve">Prioridade</w:t>
+            </w:r>
+          </w:p>
+        </w:tc>
+      </w:tr>
+      <w:tr>
+        <w:trPr>
+          <w:cantSplit w:val="0"/>
+          <w:tblHeader w:val="0"/>
+        </w:trPr>
+        <w:tc>
+          <w:tcPr>
+            <w:shd w:fill="auto" w:val="clear"/>
+            <w:tcMar>
+              <w:top w:w="100.0" w:type="dxa"/>
+              <w:left w:w="100.0" w:type="dxa"/>
+              <w:bottom w:w="100.0" w:type="dxa"/>
+              <w:right w:w="100.0" w:type="dxa"/>
+            </w:tcMar>
+            <w:vAlign w:val="top"/>
+          </w:tcPr>
+          <w:p>
+            <w:pPr>
+              <w:widowControl w:val="0"/>
+              <w:spacing w:line="240" w:lineRule="auto"/>
+              <w:rPr>
+                <w:sz w:val="28"/>
+                <w:szCs w:val="28"/>
+              </w:rPr>
+            </w:pPr>
+            <w:r>
+              <w:rPr>
+                <w:sz w:val="28"/>
+                <w:szCs w:val="28"/>
+                <w:rtl w:val="0"/>
+              </w:rPr>
+              <w:t xml:space="preserve">RF001</w:t>
+            </w:r>
+          </w:p>
+        </w:tc>
+        <w:tc>
+          <w:tcPr>
+            <w:shd w:fill="auto" w:val="clear"/>
+            <w:tcMar>
+              <w:top w:w="100.0" w:type="dxa"/>
+              <w:left w:w="100.0" w:type="dxa"/>
+              <w:bottom w:w="100.0" w:type="dxa"/>
+              <w:right w:w="100.0" w:type="dxa"/>
+            </w:tcMar>
+            <w:vAlign w:val="top"/>
+          </w:tcPr>
+          <w:p>
+            <w:pPr>
+              <w:ind w:left="0" w:firstLine="0"/>
+              <w:rPr/>
+            </w:pPr>
+            <w:r>
+              <w:rPr>
+                <w:rtl w:val="0"/>
+              </w:rPr>
+              <w:t xml:space="preserve">Como usuário, gostaria de consultar o estoque para saber a disponibilidade de cada produto</w:t>
+            </w:r>
+          </w:p>
+        </w:tc>
+        <w:tc>
+          <w:tcPr>
+            <w:shd w:fill="auto" w:val="clear"/>
+            <w:tcMar>
+              <w:top w:w="100.0" w:type="dxa"/>
+              <w:left w:w="100.0" w:type="dxa"/>
+              <w:bottom w:w="100.0" w:type="dxa"/>
+              <w:right w:w="100.0" w:type="dxa"/>
+            </w:tcMar>
+            <w:vAlign w:val="top"/>
+          </w:tcPr>
+          <w:p>
+            <w:pPr>
+              <w:keepNext w:val="0"/>
+              <w:keepLines w:val="0"/>
+              <w:pageBreakBefore w:val="0"/>
+              <w:widowControl w:val="0"/>
+              <w:pBdr>
+                <w:top w:space="0" w:sz="0" w:val="nil"/>
+                <w:left w:space="0" w:sz="0" w:val="nil"/>
+                <w:bottom w:space="0" w:sz="0" w:val="nil"/>
+                <w:right w:space="0" w:sz="0" w:val="nil"/>
+                <w:between w:space="0" w:sz="0" w:val="nil"/>
+              </w:pBdr>
+              <w:shd w:fill="auto" w:val="clear"/>
+              <w:spacing w:after="0" w:before="0" w:line="240" w:lineRule="auto"/>
+              <w:ind w:left="0" w:right="0" w:firstLine="0"/>
+              <w:jc w:val="left"/>
+              <w:rPr>
+                <w:sz w:val="24"/>
+                <w:szCs w:val="24"/>
+              </w:rPr>
+            </w:pPr>
+            <w:r>
+              <w:rPr>
+                <w:sz w:val="24"/>
+                <w:szCs w:val="24"/>
+                <w:rtl w:val="0"/>
+              </w:rPr>
+              <w:t xml:space="preserve">MUST HAVE</w:t>
+            </w:r>
+          </w:p>
+        </w:tc>
+      </w:tr>
+      <w:tr>
+        <w:trPr>
+          <w:cantSplit w:val="0"/>
+          <w:tblHeader w:val="0"/>
+        </w:trPr>
+        <w:tc>
+          <w:tcPr>
+            <w:shd w:fill="auto" w:val="clear"/>
+            <w:tcMar>
+              <w:top w:w="100.0" w:type="dxa"/>
+              <w:left w:w="100.0" w:type="dxa"/>
+              <w:bottom w:w="100.0" w:type="dxa"/>
+              <w:right w:w="100.0" w:type="dxa"/>
+            </w:tcMar>
+            <w:vAlign w:val="top"/>
+          </w:tcPr>
+          <w:p>
+            <w:pPr>
+              <w:keepNext w:val="0"/>
+              <w:keepLines w:val="0"/>
+              <w:pageBreakBefore w:val="0"/>
+              <w:widowControl w:val="0"/>
+              <w:pBdr>
+                <w:top w:space="0" w:sz="0" w:val="nil"/>
+                <w:left w:space="0" w:sz="0" w:val="nil"/>
+                <w:bottom w:space="0" w:sz="0" w:val="nil"/>
+                <w:right w:space="0" w:sz="0" w:val="nil"/>
+                <w:between w:space="0" w:sz="0" w:val="nil"/>
+              </w:pBdr>
+              <w:shd w:fill="auto" w:val="clear"/>
+              <w:spacing w:after="0" w:before="0" w:line="240" w:lineRule="auto"/>
+              <w:ind w:left="0" w:right="0" w:firstLine="0"/>
+              <w:jc w:val="left"/>
+              <w:rPr>
+                <w:sz w:val="28"/>
+                <w:szCs w:val="28"/>
+              </w:rPr>
+            </w:pPr>
+            <w:r>
+              <w:rPr>
+                <w:sz w:val="28"/>
+                <w:szCs w:val="28"/>
+                <w:rtl w:val="0"/>
+              </w:rPr>
+              <w:t xml:space="preserve">RF002</w:t>
+            </w:r>
+          </w:p>
+        </w:tc>
+        <w:tc>
+          <w:tcPr>
+            <w:shd w:fill="auto" w:val="clear"/>
+            <w:tcMar>
+              <w:top w:w="100.0" w:type="dxa"/>
+              <w:left w:w="100.0" w:type="dxa"/>
+              <w:bottom w:w="100.0" w:type="dxa"/>
+              <w:right w:w="100.0" w:type="dxa"/>
+            </w:tcMar>
+            <w:vAlign w:val="top"/>
+          </w:tcPr>
+          <w:p>
+            <w:pPr>
+              <w:ind w:left="0" w:firstLine="0"/>
+              <w:rPr>
+                <w:sz w:val="30"/>
+                <w:szCs w:val="30"/>
+              </w:rPr>
+            </w:pPr>
+            <w:r>
+              <w:rPr>
+                <w:rtl w:val="0"/>
+              </w:rPr>
+              <w:t xml:space="preserve">Como gestor, gostaria de atualizar o estoque, para registrar entrada ou perda de mercadorias</w:t>
+            </w:r>
+            <w:r>
+              <w:rPr>
+                <w:rtl w:val="0"/>
+              </w:rPr>
+            </w:r>
+          </w:p>
+        </w:tc>
+        <w:tc>
+          <w:tcPr>
+            <w:shd w:fill="auto" w:val="clear"/>
+            <w:tcMar>
+              <w:top w:w="100.0" w:type="dxa"/>
+              <w:left w:w="100.0" w:type="dxa"/>
+              <w:bottom w:w="100.0" w:type="dxa"/>
+              <w:right w:w="100.0" w:type="dxa"/>
+            </w:tcMar>
+            <w:vAlign w:val="top"/>
+          </w:tcPr>
+          <w:p>
+            <w:pPr>
+              <w:keepNext w:val="0"/>
+              <w:keepLines w:val="0"/>
+              <w:pageBreakBefore w:val="0"/>
+              <w:widowControl w:val="0"/>
+              <w:pBdr>
+                <w:top w:space="0" w:sz="0" w:val="nil"/>
+                <w:left w:space="0" w:sz="0" w:val="nil"/>
+                <w:bottom w:space="0" w:sz="0" w:val="nil"/>
+                <w:right w:space="0" w:sz="0" w:val="nil"/>
+                <w:between w:space="0" w:sz="0" w:val="nil"/>
+              </w:pBdr>
+              <w:shd w:fill="auto" w:val="clear"/>
+              <w:spacing w:after="0" w:before="0" w:line="240" w:lineRule="auto"/>
+              <w:ind w:left="0" w:right="0" w:firstLine="0"/>
+              <w:jc w:val="left"/>
+              <w:rPr>
+                <w:sz w:val="24"/>
+                <w:szCs w:val="24"/>
+              </w:rPr>
+            </w:pPr>
+            <w:r>
+              <w:rPr>
+                <w:sz w:val="24"/>
+                <w:szCs w:val="24"/>
+                <w:rtl w:val="0"/>
+              </w:rPr>
+              <w:t xml:space="preserve">MUST HAVE</w:t>
+            </w:r>
+          </w:p>
+        </w:tc>
+      </w:tr>
+      <w:tr>
+        <w:trPr>
+          <w:cantSplit w:val="0"/>
+          <w:tblHeader w:val="0"/>
+        </w:trPr>
+        <w:tc>
+          <w:tcPr>
+            <w:shd w:fill="auto" w:val="clear"/>
+            <w:tcMar>
+              <w:top w:w="100.0" w:type="dxa"/>
+              <w:left w:w="100.0" w:type="dxa"/>
+              <w:bottom w:w="100.0" w:type="dxa"/>
+              <w:right w:w="100.0" w:type="dxa"/>
+            </w:tcMar>
+            <w:vAlign w:val="top"/>
+          </w:tcPr>
+          <w:p>
+            <w:pPr>
+              <w:keepNext w:val="0"/>
+              <w:keepLines w:val="0"/>
+              <w:pageBreakBefore w:val="0"/>
+              <w:widowControl w:val="0"/>
+              <w:pBdr>
+                <w:top w:space="0" w:sz="0" w:val="nil"/>
+                <w:left w:space="0" w:sz="0" w:val="nil"/>
+                <w:bottom w:space="0" w:sz="0" w:val="nil"/>
+                <w:right w:space="0" w:sz="0" w:val="nil"/>
+                <w:between w:space="0" w:sz="0" w:val="nil"/>
+              </w:pBdr>
+              <w:shd w:fill="auto" w:val="clear"/>
+              <w:spacing w:after="0" w:before="0" w:line="240" w:lineRule="auto"/>
+              <w:ind w:left="0" w:right="0" w:firstLine="0"/>
+              <w:jc w:val="left"/>
+              <w:rPr>
+                <w:sz w:val="28"/>
+                <w:szCs w:val="28"/>
+              </w:rPr>
+            </w:pPr>
+            <w:r>
+              <w:rPr>
+                <w:sz w:val="28"/>
+                <w:szCs w:val="28"/>
+                <w:rtl w:val="0"/>
+              </w:rPr>
+              <w:t xml:space="preserve">RF003</w:t>
+            </w:r>
+          </w:p>
+        </w:tc>
+        <w:tc>
+          <w:tcPr>
+            <w:shd w:fill="auto" w:val="clear"/>
+            <w:tcMar>
+              <w:top w:w="100.0" w:type="dxa"/>
+              <w:left w:w="100.0" w:type="dxa"/>
+              <w:bottom w:w="100.0" w:type="dxa"/>
+              <w:right w:w="100.0" w:type="dxa"/>
+            </w:tcMar>
+            <w:vAlign w:val="top"/>
+          </w:tcPr>
+          <w:p>
+            <w:pPr>
+              <w:ind w:left="0" w:firstLine="0"/>
+              <w:rPr>
+                <w:sz w:val="30"/>
+                <w:szCs w:val="30"/>
+              </w:rPr>
+            </w:pPr>
+            <w:r>
+              <w:rPr>
+                <w:rtl w:val="0"/>
+              </w:rPr>
+              <w:t xml:space="preserve">Como gestor, gostaria de receber alertas de estoque baixo, a fim de evitar esgotamento total</w:t>
+            </w:r>
+            <w:r>
+              <w:rPr>
+                <w:rtl w:val="0"/>
+              </w:rPr>
+            </w:r>
+          </w:p>
+        </w:tc>
+        <w:tc>
+          <w:tcPr>
+            <w:shd w:fill="auto" w:val="clear"/>
+            <w:tcMar>
+              <w:top w:w="100.0" w:type="dxa"/>
+              <w:left w:w="100.0" w:type="dxa"/>
+              <w:bottom w:w="100.0" w:type="dxa"/>
+              <w:right w:w="100.0" w:type="dxa"/>
+            </w:tcMar>
+            <w:vAlign w:val="top"/>
+          </w:tcPr>
+          <w:p>
+            <w:pPr>
+              <w:keepNext w:val="0"/>
+              <w:keepLines w:val="0"/>
+              <w:pageBreakBefore w:val="0"/>
+              <w:widowControl w:val="0"/>
+              <w:pBdr>
+                <w:top w:space="0" w:sz="0" w:val="nil"/>
+                <w:left w:space="0" w:sz="0" w:val="nil"/>
+                <w:bottom w:space="0" w:sz="0" w:val="nil"/>
+                <w:right w:space="0" w:sz="0" w:val="nil"/>
+                <w:between w:space="0" w:sz="0" w:val="nil"/>
+              </w:pBdr>
+              <w:shd w:fill="auto" w:val="clear"/>
+              <w:spacing w:after="0" w:before="0" w:line="240" w:lineRule="auto"/>
+              <w:ind w:left="0" w:right="0" w:firstLine="0"/>
+              <w:jc w:val="left"/>
+              <w:rPr>
+                <w:sz w:val="24"/>
+                <w:szCs w:val="24"/>
+              </w:rPr>
+            </w:pPr>
+            <w:r>
+              <w:rPr>
+                <w:sz w:val="24"/>
+                <w:szCs w:val="24"/>
+                <w:rtl w:val="0"/>
+              </w:rPr>
+              <w:t xml:space="preserve">MUST HAVE</w:t>
+            </w:r>
+          </w:p>
+        </w:tc>
+      </w:tr>
+      <w:tr>
+        <w:trPr>
+          <w:cantSplit w:val="0"/>
+          <w:tblHeader w:val="0"/>
+        </w:trPr>
+        <w:tc>
+          <w:tcPr>
+            <w:shd w:fill="auto" w:val="clear"/>
+            <w:tcMar>
+              <w:top w:w="100.0" w:type="dxa"/>
+              <w:left w:w="100.0" w:type="dxa"/>
+              <w:bottom w:w="100.0" w:type="dxa"/>
+              <w:right w:w="100.0" w:type="dxa"/>
+            </w:tcMar>
+            <w:vAlign w:val="top"/>
+          </w:tcPr>
+          <w:p>
+            <w:pPr>
+              <w:keepNext w:val="0"/>
+              <w:keepLines w:val="0"/>
+              <w:pageBreakBefore w:val="0"/>
+              <w:widowControl w:val="0"/>
+              <w:pBdr>
+                <w:top w:space="0" w:sz="0" w:val="nil"/>
+                <w:left w:space="0" w:sz="0" w:val="nil"/>
+                <w:bottom w:space="0" w:sz="0" w:val="nil"/>
+                <w:right w:space="0" w:sz="0" w:val="nil"/>
+                <w:between w:space="0" w:sz="0" w:val="nil"/>
+              </w:pBdr>
+              <w:shd w:fill="auto" w:val="clear"/>
+              <w:spacing w:after="0" w:before="0" w:line="240" w:lineRule="auto"/>
+              <w:ind w:left="0" w:right="0" w:firstLine="0"/>
+              <w:jc w:val="left"/>
+              <w:rPr>
+                <w:sz w:val="28"/>
+                <w:szCs w:val="28"/>
+              </w:rPr>
+            </w:pPr>
+            <w:r>
+              <w:rPr>
+                <w:sz w:val="28"/>
+                <w:szCs w:val="28"/>
+                <w:rtl w:val="0"/>
+              </w:rPr>
+              <w:t xml:space="preserve">RF004</w:t>
+            </w:r>
+          </w:p>
+        </w:tc>
+        <w:tc>
+          <w:tcPr>
+            <w:shd w:fill="auto" w:val="clear"/>
+            <w:tcMar>
+              <w:top w:w="100.0" w:type="dxa"/>
+              <w:left w:w="100.0" w:type="dxa"/>
+              <w:bottom w:w="100.0" w:type="dxa"/>
+              <w:right w:w="100.0" w:type="dxa"/>
+            </w:tcMar>
+            <w:vAlign w:val="top"/>
+          </w:tcPr>
+          <w:p>
+            <w:pPr>
+              <w:ind w:left="0" w:firstLine="0"/>
+              <w:rPr>
+                <w:sz w:val="30"/>
+                <w:szCs w:val="30"/>
+              </w:rPr>
+            </w:pPr>
+            <w:r>
+              <w:rPr>
+                <w:rtl w:val="0"/>
+              </w:rPr>
+              <w:t xml:space="preserve">Como gestor, gostaria de atualizar os preços dos produtos, para manter o sistema atualizado</w:t>
+            </w:r>
+            <w:r>
+              <w:rPr>
+                <w:rtl w:val="0"/>
+              </w:rPr>
+            </w:r>
+          </w:p>
+        </w:tc>
+        <w:tc>
+          <w:tcPr>
+            <w:shd w:fill="auto" w:val="clear"/>
+            <w:tcMar>
+              <w:top w:w="100.0" w:type="dxa"/>
+              <w:left w:w="100.0" w:type="dxa"/>
+              <w:bottom w:w="100.0" w:type="dxa"/>
+              <w:right w:w="100.0" w:type="dxa"/>
+            </w:tcMar>
+            <w:vAlign w:val="top"/>
+          </w:tcPr>
+          <w:p>
+            <w:pPr>
+              <w:keepNext w:val="0"/>
+              <w:keepLines w:val="0"/>
+              <w:pageBreakBefore w:val="0"/>
+              <w:widowControl w:val="0"/>
+              <w:pBdr>
+                <w:top w:space="0" w:sz="0" w:val="nil"/>
+                <w:left w:space="0" w:sz="0" w:val="nil"/>
+                <w:bottom w:space="0" w:sz="0" w:val="nil"/>
+                <w:right w:space="0" w:sz="0" w:val="nil"/>
+                <w:between w:space="0" w:sz="0" w:val="nil"/>
+              </w:pBdr>
+              <w:shd w:fill="auto" w:val="clear"/>
+              <w:spacing w:after="0" w:before="0" w:line="240" w:lineRule="auto"/>
+              <w:ind w:left="0" w:right="0" w:firstLine="0"/>
+              <w:jc w:val="left"/>
+              <w:rPr>
+                <w:sz w:val="24"/>
+                <w:szCs w:val="24"/>
+              </w:rPr>
+            </w:pPr>
+            <w:r>
+              <w:rPr>
+                <w:sz w:val="24"/>
+                <w:szCs w:val="24"/>
+                <w:rtl w:val="0"/>
+              </w:rPr>
+              <w:t xml:space="preserve">MUST HAVE</w:t>
+            </w:r>
+          </w:p>
+        </w:tc>
+      </w:tr>
+      <w:tr>
+        <w:trPr>
+          <w:cantSplit w:val="0"/>
+          <w:tblHeader w:val="0"/>
+        </w:trPr>
+        <w:tc>
+          <w:tcPr>
+            <w:shd w:fill="auto" w:val="clear"/>
+            <w:tcMar>
+              <w:top w:w="100.0" w:type="dxa"/>
+              <w:left w:w="100.0" w:type="dxa"/>
+              <w:bottom w:w="100.0" w:type="dxa"/>
+              <w:right w:w="100.0" w:type="dxa"/>
+            </w:tcMar>
+            <w:vAlign w:val="top"/>
+          </w:tcPr>
+          <w:p>
+            <w:pPr>
+              <w:keepNext w:val="0"/>
+              <w:keepLines w:val="0"/>
+              <w:pageBreakBefore w:val="0"/>
+              <w:widowControl w:val="0"/>
+              <w:pBdr>
+                <w:top w:space="0" w:sz="0" w:val="nil"/>
+                <w:left w:space="0" w:sz="0" w:val="nil"/>
+                <w:bottom w:space="0" w:sz="0" w:val="nil"/>
+                <w:right w:space="0" w:sz="0" w:val="nil"/>
+                <w:between w:space="0" w:sz="0" w:val="nil"/>
+              </w:pBdr>
+              <w:shd w:fill="auto" w:val="clear"/>
+              <w:spacing w:after="0" w:before="0" w:line="240" w:lineRule="auto"/>
+              <w:ind w:left="0" w:right="0" w:firstLine="0"/>
+              <w:jc w:val="left"/>
+              <w:rPr>
+                <w:sz w:val="28"/>
+                <w:szCs w:val="28"/>
+              </w:rPr>
+            </w:pPr>
+            <w:r>
+              <w:rPr>
+                <w:sz w:val="28"/>
+                <w:szCs w:val="28"/>
+                <w:rtl w:val="0"/>
+              </w:rPr>
+              <w:t xml:space="preserve">RF005</w:t>
+            </w:r>
+          </w:p>
+        </w:tc>
+        <w:tc>
+          <w:tcPr>
+            <w:shd w:fill="auto" w:val="clear"/>
+            <w:tcMar>
+              <w:top w:w="100.0" w:type="dxa"/>
+              <w:left w:w="100.0" w:type="dxa"/>
+              <w:bottom w:w="100.0" w:type="dxa"/>
+              <w:right w:w="100.0" w:type="dxa"/>
+            </w:tcMar>
+            <w:vAlign w:val="top"/>
+          </w:tcPr>
+          <w:p>
+            <w:pPr>
+              <w:ind w:left="0" w:firstLine="0"/>
+              <w:rPr>
+                <w:sz w:val="30"/>
+                <w:szCs w:val="30"/>
+              </w:rPr>
+            </w:pPr>
+            <w:r>
+              <w:rPr>
+                <w:rtl w:val="0"/>
+              </w:rPr>
+              <w:t xml:space="preserve">Como gestor, gostaria de cadastrar novos tipos de produtos, para adicionar novidades no cardápio</w:t>
+            </w:r>
+            <w:r>
+              <w:rPr>
+                <w:rtl w:val="0"/>
+              </w:rPr>
+            </w:r>
+          </w:p>
+        </w:tc>
+        <w:tc>
+          <w:tcPr>
+            <w:shd w:fill="auto" w:val="clear"/>
+            <w:tcMar>
+              <w:top w:w="100.0" w:type="dxa"/>
+              <w:left w:w="100.0" w:type="dxa"/>
+              <w:bottom w:w="100.0" w:type="dxa"/>
+              <w:right w:w="100.0" w:type="dxa"/>
+            </w:tcMar>
+            <w:vAlign w:val="top"/>
+          </w:tcPr>
+          <w:p>
+            <w:pPr>
+              <w:keepNext w:val="0"/>
+              <w:keepLines w:val="0"/>
+              <w:pageBreakBefore w:val="0"/>
+              <w:widowControl w:val="0"/>
+              <w:pBdr>
+                <w:top w:space="0" w:sz="0" w:val="nil"/>
+                <w:left w:space="0" w:sz="0" w:val="nil"/>
+                <w:bottom w:space="0" w:sz="0" w:val="nil"/>
+                <w:right w:space="0" w:sz="0" w:val="nil"/>
+                <w:between w:space="0" w:sz="0" w:val="nil"/>
+              </w:pBdr>
+              <w:shd w:fill="auto" w:val="clear"/>
+              <w:spacing w:after="0" w:before="0" w:line="240" w:lineRule="auto"/>
+              <w:ind w:left="0" w:right="0" w:firstLine="0"/>
+              <w:jc w:val="left"/>
+              <w:rPr>
+                <w:sz w:val="24"/>
+                <w:szCs w:val="24"/>
+              </w:rPr>
+            </w:pPr>
+            <w:r>
+              <w:rPr>
+                <w:sz w:val="24"/>
+                <w:szCs w:val="24"/>
+                <w:rtl w:val="0"/>
+              </w:rPr>
+              <w:t xml:space="preserve">MUST HAVE</w:t>
+            </w:r>
+          </w:p>
+        </w:tc>
+      </w:tr>
+      <w:tr>
+        <w:trPr>
+          <w:cantSplit w:val="0"/>
+          <w:tblHeader w:val="0"/>
+        </w:trPr>
+        <w:tc>
+          <w:tcPr>
+            <w:shd w:fill="auto" w:val="clear"/>
+            <w:tcMar>
+              <w:top w:w="100.0" w:type="dxa"/>
+              <w:left w:w="100.0" w:type="dxa"/>
+              <w:bottom w:w="100.0" w:type="dxa"/>
+              <w:right w:w="100.0" w:type="dxa"/>
+            </w:tcMar>
+            <w:vAlign w:val="top"/>
+          </w:tcPr>
+          <w:p>
+            <w:pPr>
+              <w:keepNext w:val="0"/>
+              <w:keepLines w:val="0"/>
+              <w:pageBreakBefore w:val="0"/>
+              <w:widowControl w:val="0"/>
+              <w:pBdr>
+                <w:top w:space="0" w:sz="0" w:val="nil"/>
+                <w:left w:space="0" w:sz="0" w:val="nil"/>
+                <w:bottom w:space="0" w:sz="0" w:val="nil"/>
+                <w:right w:space="0" w:sz="0" w:val="nil"/>
+                <w:between w:space="0" w:sz="0" w:val="nil"/>
+              </w:pBdr>
+              <w:shd w:fill="auto" w:val="clear"/>
+              <w:spacing w:after="0" w:before="0" w:line="240" w:lineRule="auto"/>
+              <w:ind w:left="0" w:right="0" w:firstLine="0"/>
+              <w:jc w:val="left"/>
+              <w:rPr>
+                <w:sz w:val="28"/>
+                <w:szCs w:val="28"/>
+              </w:rPr>
+            </w:pPr>
+            <w:r>
+              <w:rPr>
+                <w:sz w:val="28"/>
+                <w:szCs w:val="28"/>
+                <w:rtl w:val="0"/>
+              </w:rPr>
+              <w:t xml:space="preserve">RF006</w:t>
+            </w:r>
+          </w:p>
+        </w:tc>
+        <w:tc>
+          <w:tcPr>
+            <w:shd w:fill="auto" w:val="clear"/>
+            <w:tcMar>
+              <w:top w:w="100.0" w:type="dxa"/>
+              <w:left w:w="100.0" w:type="dxa"/>
+              <w:bottom w:w="100.0" w:type="dxa"/>
+              <w:right w:w="100.0" w:type="dxa"/>
+            </w:tcMar>
+            <w:vAlign w:val="top"/>
+          </w:tcPr>
+          <w:p>
+            <w:pPr>
+              <w:ind w:left="0" w:firstLine="0"/>
+              <w:rPr>
+                <w:sz w:val="30"/>
+                <w:szCs w:val="30"/>
+              </w:rPr>
+            </w:pPr>
+            <w:r>
+              <w:rPr>
+                <w:rtl w:val="0"/>
+              </w:rPr>
+              <w:t xml:space="preserve">Como vendedor, gostaria de registrar vendas, para o estoque ser debitado automaticamente</w:t>
+            </w:r>
+            <w:r>
+              <w:rPr>
+                <w:rtl w:val="0"/>
+              </w:rPr>
+            </w:r>
+          </w:p>
+        </w:tc>
+        <w:tc>
+          <w:tcPr>
+            <w:shd w:fill="auto" w:val="clear"/>
+            <w:tcMar>
+              <w:top w:w="100.0" w:type="dxa"/>
+              <w:left w:w="100.0" w:type="dxa"/>
+              <w:bottom w:w="100.0" w:type="dxa"/>
+              <w:right w:w="100.0" w:type="dxa"/>
+            </w:tcMar>
+            <w:vAlign w:val="top"/>
+          </w:tcPr>
+          <w:p>
+            <w:pPr>
+              <w:keepNext w:val="0"/>
+              <w:keepLines w:val="0"/>
+              <w:pageBreakBefore w:val="0"/>
+              <w:widowControl w:val="0"/>
+              <w:pBdr>
+                <w:top w:space="0" w:sz="0" w:val="nil"/>
+                <w:left w:space="0" w:sz="0" w:val="nil"/>
+                <w:bottom w:space="0" w:sz="0" w:val="nil"/>
+                <w:right w:space="0" w:sz="0" w:val="nil"/>
+                <w:between w:space="0" w:sz="0" w:val="nil"/>
+              </w:pBdr>
+              <w:shd w:fill="auto" w:val="clear"/>
+              <w:spacing w:after="0" w:before="0" w:line="240" w:lineRule="auto"/>
+              <w:ind w:left="0" w:right="0" w:firstLine="0"/>
+              <w:jc w:val="left"/>
+              <w:rPr>
+                <w:sz w:val="24"/>
+                <w:szCs w:val="24"/>
+              </w:rPr>
+            </w:pPr>
+            <w:r>
+              <w:rPr>
+                <w:sz w:val="24"/>
+                <w:szCs w:val="24"/>
+                <w:rtl w:val="0"/>
+              </w:rPr>
+              <w:t xml:space="preserve">MUST HAVE</w:t>
+            </w:r>
+          </w:p>
+        </w:tc>
+      </w:tr>
+      <w:tr>
+        <w:trPr>
+          <w:cantSplit w:val="0"/>
+          <w:tblHeader w:val="0"/>
+        </w:trPr>
+        <w:tc>
+          <w:tcPr>
+            <w:shd w:fill="auto" w:val="clear"/>
+            <w:tcMar>
+              <w:top w:w="100.0" w:type="dxa"/>
+              <w:left w:w="100.0" w:type="dxa"/>
+              <w:bottom w:w="100.0" w:type="dxa"/>
+              <w:right w:w="100.0" w:type="dxa"/>
+            </w:tcMar>
+            <w:vAlign w:val="top"/>
+          </w:tcPr>
+          <w:p>
+            <w:pPr>
+              <w:keepNext w:val="0"/>
+              <w:keepLines w:val="0"/>
+              <w:pageBreakBefore w:val="0"/>
+              <w:widowControl w:val="0"/>
+              <w:pBdr>
+                <w:top w:space="0" w:sz="0" w:val="nil"/>
+                <w:left w:space="0" w:sz="0" w:val="nil"/>
+                <w:bottom w:space="0" w:sz="0" w:val="nil"/>
+                <w:right w:space="0" w:sz="0" w:val="nil"/>
+                <w:between w:space="0" w:sz="0" w:val="nil"/>
+              </w:pBdr>
+              <w:shd w:fill="auto" w:val="clear"/>
+              <w:spacing w:after="0" w:before="0" w:line="240" w:lineRule="auto"/>
+              <w:ind w:left="0" w:right="0" w:firstLine="0"/>
+              <w:jc w:val="left"/>
+              <w:rPr>
+                <w:sz w:val="28"/>
+                <w:szCs w:val="28"/>
+              </w:rPr>
+            </w:pPr>
+            <w:r>
+              <w:rPr>
+                <w:sz w:val="28"/>
+                <w:szCs w:val="28"/>
+                <w:rtl w:val="0"/>
+              </w:rPr>
+              <w:t xml:space="preserve">RF007</w:t>
+            </w:r>
+          </w:p>
+        </w:tc>
+        <w:tc>
+          <w:tcPr>
+            <w:shd w:fill="auto" w:val="clear"/>
+            <w:tcMar>
+              <w:top w:w="100.0" w:type="dxa"/>
+              <w:left w:w="100.0" w:type="dxa"/>
+              <w:bottom w:w="100.0" w:type="dxa"/>
+              <w:right w:w="100.0" w:type="dxa"/>
+            </w:tcMar>
+            <w:vAlign w:val="top"/>
+          </w:tcPr>
+          <w:p>
+            <w:pPr>
+              <w:ind w:left="0" w:firstLine="0"/>
+              <w:rPr>
+                <w:sz w:val="30"/>
+                <w:szCs w:val="30"/>
+              </w:rPr>
+            </w:pPr>
+            <w:r>
+              <w:rPr>
+                <w:rtl w:val="0"/>
+              </w:rPr>
+              <w:t xml:space="preserve">Como administrador, gostaria de cadastrar usuários, para controlar quem acessa o sistema</w:t>
+            </w:r>
+            <w:r>
+              <w:rPr>
+                <w:rtl w:val="0"/>
+              </w:rPr>
+            </w:r>
+          </w:p>
+        </w:tc>
+        <w:tc>
+          <w:tcPr>
+            <w:shd w:fill="auto" w:val="clear"/>
+            <w:tcMar>
+              <w:top w:w="100.0" w:type="dxa"/>
+              <w:left w:w="100.0" w:type="dxa"/>
+              <w:bottom w:w="100.0" w:type="dxa"/>
+              <w:right w:w="100.0" w:type="dxa"/>
+            </w:tcMar>
+            <w:vAlign w:val="top"/>
+          </w:tcPr>
+          <w:p>
+            <w:pPr>
+              <w:keepNext w:val="0"/>
+              <w:keepLines w:val="0"/>
+              <w:pageBreakBefore w:val="0"/>
+              <w:widowControl w:val="0"/>
+              <w:pBdr>
+                <w:top w:space="0" w:sz="0" w:val="nil"/>
+                <w:left w:space="0" w:sz="0" w:val="nil"/>
+                <w:bottom w:space="0" w:sz="0" w:val="nil"/>
+                <w:right w:space="0" w:sz="0" w:val="nil"/>
+                <w:between w:space="0" w:sz="0" w:val="nil"/>
+              </w:pBdr>
+              <w:shd w:fill="auto" w:val="clear"/>
+              <w:spacing w:after="0" w:before="0" w:line="240" w:lineRule="auto"/>
+              <w:ind w:left="0" w:right="0" w:firstLine="0"/>
+              <w:jc w:val="left"/>
+              <w:rPr>
+                <w:sz w:val="24"/>
+                <w:szCs w:val="24"/>
+              </w:rPr>
+            </w:pPr>
+            <w:r>
+              <w:rPr>
+                <w:sz w:val="24"/>
+                <w:szCs w:val="24"/>
+                <w:rtl w:val="0"/>
+              </w:rPr>
+              <w:t xml:space="preserve">MUST HAVE</w:t>
+            </w:r>
+          </w:p>
+        </w:tc>
+      </w:tr>
+      <w:tr>
+        <w:trPr>
+          <w:cantSplit w:val="0"/>
+          <w:tblHeader w:val="0"/>
+        </w:trPr>
+        <w:tc>
+          <w:tcPr>
+            <w:shd w:fill="auto" w:val="clear"/>
+            <w:tcMar>
+              <w:top w:w="100.0" w:type="dxa"/>
+              <w:left w:w="100.0" w:type="dxa"/>
+              <w:bottom w:w="100.0" w:type="dxa"/>
+              <w:right w:w="100.0" w:type="dxa"/>
+            </w:tcMar>
+            <w:vAlign w:val="top"/>
+          </w:tcPr>
+          <w:p>
+            <w:pPr>
+              <w:keepNext w:val="0"/>
+              <w:keepLines w:val="0"/>
+              <w:pageBreakBefore w:val="0"/>
+              <w:widowControl w:val="0"/>
+              <w:pBdr>
+                <w:top w:space="0" w:sz="0" w:val="nil"/>
+                <w:left w:space="0" w:sz="0" w:val="nil"/>
+                <w:bottom w:space="0" w:sz="0" w:val="nil"/>
+                <w:right w:space="0" w:sz="0" w:val="nil"/>
+                <w:between w:space="0" w:sz="0" w:val="nil"/>
+              </w:pBdr>
+              <w:shd w:fill="auto" w:val="clear"/>
+              <w:spacing w:after="0" w:before="0" w:line="240" w:lineRule="auto"/>
+              <w:ind w:left="0" w:right="0" w:firstLine="0"/>
+              <w:jc w:val="left"/>
+              <w:rPr>
+                <w:sz w:val="28"/>
+                <w:szCs w:val="28"/>
+              </w:rPr>
+            </w:pPr>
+            <w:r>
+              <w:rPr>
+                <w:sz w:val="28"/>
+                <w:szCs w:val="28"/>
+                <w:rtl w:val="0"/>
+              </w:rPr>
+              <w:t xml:space="preserve">RF008</w:t>
+            </w:r>
+          </w:p>
+        </w:tc>
+        <w:tc>
+          <w:tcPr>
+            <w:shd w:fill="auto" w:val="clear"/>
+            <w:tcMar>
+              <w:top w:w="100.0" w:type="dxa"/>
+              <w:left w:w="100.0" w:type="dxa"/>
+              <w:bottom w:w="100.0" w:type="dxa"/>
+              <w:right w:w="100.0" w:type="dxa"/>
+            </w:tcMar>
+            <w:vAlign w:val="top"/>
+          </w:tcPr>
+          <w:p>
+            <w:pPr>
+              <w:ind w:left="0" w:firstLine="0"/>
+              <w:rPr>
+                <w:sz w:val="30"/>
+                <w:szCs w:val="30"/>
+              </w:rPr>
+            </w:pPr>
+            <w:r>
+              <w:rPr>
+                <w:rtl w:val="0"/>
+              </w:rPr>
+              <w:t xml:space="preserve">Como usuário, gostaria de logar, para fazer uso do sistema</w:t>
+            </w:r>
+            <w:r>
+              <w:rPr>
+                <w:rtl w:val="0"/>
+              </w:rPr>
+            </w:r>
+          </w:p>
+        </w:tc>
+        <w:tc>
+          <w:tcPr>
+            <w:shd w:fill="auto" w:val="clear"/>
+            <w:tcMar>
+              <w:top w:w="100.0" w:type="dxa"/>
+              <w:left w:w="100.0" w:type="dxa"/>
+              <w:bottom w:w="100.0" w:type="dxa"/>
+              <w:right w:w="100.0" w:type="dxa"/>
+            </w:tcMar>
+            <w:vAlign w:val="top"/>
+          </w:tcPr>
+          <w:p>
+            <w:pPr>
+              <w:keepNext w:val="0"/>
+              <w:keepLines w:val="0"/>
+              <w:pageBreakBefore w:val="0"/>
+              <w:widowControl w:val="0"/>
+              <w:pBdr>
+                <w:top w:space="0" w:sz="0" w:val="nil"/>
+                <w:left w:space="0" w:sz="0" w:val="nil"/>
+                <w:bottom w:space="0" w:sz="0" w:val="nil"/>
+                <w:right w:space="0" w:sz="0" w:val="nil"/>
+                <w:between w:space="0" w:sz="0" w:val="nil"/>
+              </w:pBdr>
+              <w:shd w:fill="auto" w:val="clear"/>
+              <w:spacing w:after="0" w:before="0" w:line="240" w:lineRule="auto"/>
+              <w:ind w:left="0" w:right="0" w:firstLine="0"/>
+              <w:jc w:val="left"/>
+              <w:rPr>
+                <w:sz w:val="24"/>
+                <w:szCs w:val="24"/>
+              </w:rPr>
+            </w:pPr>
+            <w:r>
+              <w:rPr>
+                <w:sz w:val="24"/>
+                <w:szCs w:val="24"/>
+                <w:rtl w:val="0"/>
+              </w:rPr>
+              <w:t xml:space="preserve">SHOULD HAVE</w:t>
+            </w:r>
+          </w:p>
+        </w:tc>
+      </w:tr>
+      <w:tr>
+        <w:trPr>
+          <w:cantSplit w:val="0"/>
+          <w:tblHeader w:val="0"/>
+        </w:trPr>
+        <w:tc>
+          <w:tcPr>
+            <w:shd w:fill="auto" w:val="clear"/>
+            <w:tcMar>
+              <w:top w:w="100.0" w:type="dxa"/>
+              <w:left w:w="100.0" w:type="dxa"/>
+              <w:bottom w:w="100.0" w:type="dxa"/>
+              <w:right w:w="100.0" w:type="dxa"/>
+            </w:tcMar>
+            <w:vAlign w:val="top"/>
+          </w:tcPr>
+          <w:p>
+            <w:pPr>
+              <w:keepNext w:val="0"/>
+              <w:keepLines w:val="0"/>
+              <w:pageBreakBefore w:val="0"/>
+              <w:widowControl w:val="0"/>
+              <w:pBdr>
+                <w:top w:space="0" w:sz="0" w:val="nil"/>
+                <w:left w:space="0" w:sz="0" w:val="nil"/>
+                <w:bottom w:space="0" w:sz="0" w:val="nil"/>
+                <w:right w:space="0" w:sz="0" w:val="nil"/>
+                <w:between w:space="0" w:sz="0" w:val="nil"/>
+              </w:pBdr>
+              <w:shd w:fill="auto" w:val="clear"/>
+              <w:spacing w:after="0" w:before="0" w:line="240" w:lineRule="auto"/>
+              <w:ind w:left="0" w:right="0" w:firstLine="0"/>
+              <w:jc w:val="left"/>
+              <w:rPr>
+                <w:sz w:val="28"/>
+                <w:szCs w:val="28"/>
+              </w:rPr>
+            </w:pPr>
+            <w:r>
+              <w:rPr>
+                <w:sz w:val="28"/>
+                <w:szCs w:val="28"/>
+                <w:rtl w:val="0"/>
+              </w:rPr>
+              <w:t xml:space="preserve">RF009</w:t>
+            </w:r>
+          </w:p>
+        </w:tc>
+        <w:tc>
+          <w:tcPr>
+            <w:shd w:fill="auto" w:val="clear"/>
+            <w:tcMar>
+              <w:top w:w="100.0" w:type="dxa"/>
+              <w:left w:w="100.0" w:type="dxa"/>
+              <w:bottom w:w="100.0" w:type="dxa"/>
+              <w:right w:w="100.0" w:type="dxa"/>
+            </w:tcMar>
+            <w:vAlign w:val="top"/>
+          </w:tcPr>
+          <w:p>
+            <w:pPr>
+              <w:ind w:left="0" w:firstLine="0"/>
+              <w:rPr>
+                <w:sz w:val="30"/>
+                <w:szCs w:val="30"/>
+              </w:rPr>
+            </w:pPr>
+            <w:r>
+              <w:rPr>
+                <w:rtl w:val="0"/>
+              </w:rPr>
+              <w:t xml:space="preserve">Como gestor, gostaria de um dashboard de vendas, para ter um insight melhor sobre o negócio</w:t>
+            </w:r>
+            <w:r>
+              <w:rPr>
+                <w:rtl w:val="0"/>
+              </w:rPr>
+            </w:r>
+          </w:p>
+        </w:tc>
+        <w:tc>
+          <w:tcPr>
+            <w:shd w:fill="auto" w:val="clear"/>
+            <w:tcMar>
+              <w:top w:w="100.0" w:type="dxa"/>
+              <w:left w:w="100.0" w:type="dxa"/>
+              <w:bottom w:w="100.0" w:type="dxa"/>
+              <w:right w:w="100.0" w:type="dxa"/>
+            </w:tcMar>
+            <w:vAlign w:val="top"/>
+          </w:tcPr>
+          <w:p>
+            <w:pPr>
+              <w:keepNext w:val="0"/>
+              <w:keepLines w:val="0"/>
+              <w:pageBreakBefore w:val="0"/>
+              <w:widowControl w:val="0"/>
+              <w:pBdr>
+                <w:top w:space="0" w:sz="0" w:val="nil"/>
+                <w:left w:space="0" w:sz="0" w:val="nil"/>
+                <w:bottom w:space="0" w:sz="0" w:val="nil"/>
+                <w:right w:space="0" w:sz="0" w:val="nil"/>
+                <w:between w:space="0" w:sz="0" w:val="nil"/>
+              </w:pBdr>
+              <w:shd w:fill="auto" w:val="clear"/>
+              <w:spacing w:after="0" w:before="0" w:line="240" w:lineRule="auto"/>
+              <w:ind w:left="0" w:right="0" w:firstLine="0"/>
+              <w:jc w:val="left"/>
+              <w:rPr>
+                <w:sz w:val="24"/>
+                <w:szCs w:val="24"/>
+              </w:rPr>
+            </w:pPr>
+            <w:r>
+              <w:rPr>
+                <w:sz w:val="24"/>
+                <w:szCs w:val="24"/>
+                <w:rtl w:val="0"/>
+              </w:rPr>
+              <w:t xml:space="preserve">SHOULD HAVE</w:t>
+            </w:r>
+          </w:p>
+        </w:tc>
+      </w:tr>
+      <w:tr>
+        <w:trPr>
+          <w:cantSplit w:val="0"/>
+          <w:tblHeader w:val="0"/>
+        </w:trPr>
+        <w:tc>
+          <w:tcPr>
+            <w:shd w:fill="auto" w:val="clear"/>
+            <w:tcMar>
+              <w:top w:w="100.0" w:type="dxa"/>
+              <w:left w:w="100.0" w:type="dxa"/>
+              <w:bottom w:w="100.0" w:type="dxa"/>
+              <w:right w:w="100.0" w:type="dxa"/>
+            </w:tcMar>
+            <w:vAlign w:val="top"/>
+          </w:tcPr>
+          <w:p>
+            <w:pPr>
+              <w:keepNext w:val="0"/>
+              <w:keepLines w:val="0"/>
+              <w:pageBreakBefore w:val="0"/>
+              <w:widowControl w:val="0"/>
+              <w:pBdr>
+                <w:top w:space="0" w:sz="0" w:val="nil"/>
+                <w:left w:space="0" w:sz="0" w:val="nil"/>
+                <w:bottom w:space="0" w:sz="0" w:val="nil"/>
+                <w:right w:space="0" w:sz="0" w:val="nil"/>
+                <w:between w:space="0" w:sz="0" w:val="nil"/>
+              </w:pBdr>
+              <w:shd w:fill="auto" w:val="clear"/>
+              <w:spacing w:after="0" w:before="0" w:line="240" w:lineRule="auto"/>
+              <w:ind w:left="0" w:right="0" w:firstLine="0"/>
+              <w:jc w:val="left"/>
+              <w:rPr>
+                <w:sz w:val="28"/>
+                <w:szCs w:val="28"/>
+              </w:rPr>
+            </w:pPr>
+            <w:r>
+              <w:rPr>
+                <w:sz w:val="28"/>
+                <w:szCs w:val="28"/>
+                <w:rtl w:val="0"/>
+              </w:rPr>
+              <w:t xml:space="preserve">RF010</w:t>
+            </w:r>
+          </w:p>
+        </w:tc>
+        <w:tc>
+          <w:tcPr>
+            <w:shd w:fill="auto" w:val="clear"/>
+            <w:tcMar>
+              <w:top w:w="100.0" w:type="dxa"/>
+              <w:left w:w="100.0" w:type="dxa"/>
+              <w:bottom w:w="100.0" w:type="dxa"/>
+              <w:right w:w="100.0" w:type="dxa"/>
+            </w:tcMar>
+            <w:vAlign w:val="top"/>
+          </w:tcPr>
+          <w:p>
+            <w:pPr>
+              <w:ind w:left="0" w:firstLine="0"/>
+              <w:rPr>
+                <w:sz w:val="30"/>
+                <w:szCs w:val="30"/>
+              </w:rPr>
+            </w:pPr>
+            <w:r>
+              <w:rPr>
+                <w:rtl w:val="0"/>
+              </w:rPr>
+              <w:t xml:space="preserve">Como usuário, gostaria de registrar vendas e/ou alterações mesmo sem acesso à internet, para não ser limitado pela conexão</w:t>
+            </w:r>
+            <w:r>
+              <w:rPr>
+                <w:rtl w:val="0"/>
+              </w:rPr>
+            </w:r>
+          </w:p>
+        </w:tc>
+        <w:tc>
+          <w:tcPr>
+            <w:shd w:fill="auto" w:val="clear"/>
+            <w:tcMar>
+              <w:top w:w="100.0" w:type="dxa"/>
+              <w:left w:w="100.0" w:type="dxa"/>
+              <w:bottom w:w="100.0" w:type="dxa"/>
+              <w:right w:w="100.0" w:type="dxa"/>
+            </w:tcMar>
+            <w:vAlign w:val="top"/>
+          </w:tcPr>
+          <w:p>
+            <w:pPr>
+              <w:keepNext w:val="0"/>
+              <w:keepLines w:val="0"/>
+              <w:pageBreakBefore w:val="0"/>
+              <w:widowControl w:val="0"/>
+              <w:pBdr>
+                <w:top w:space="0" w:sz="0" w:val="nil"/>
+                <w:left w:space="0" w:sz="0" w:val="nil"/>
+                <w:bottom w:space="0" w:sz="0" w:val="nil"/>
+                <w:right w:space="0" w:sz="0" w:val="nil"/>
+                <w:between w:space="0" w:sz="0" w:val="nil"/>
+              </w:pBdr>
+              <w:shd w:fill="auto" w:val="clear"/>
+              <w:spacing w:after="0" w:before="0" w:line="240" w:lineRule="auto"/>
+              <w:ind w:left="0" w:right="0" w:firstLine="0"/>
+              <w:jc w:val="left"/>
+              <w:rPr>
+                <w:sz w:val="24"/>
+                <w:szCs w:val="24"/>
+              </w:rPr>
+            </w:pPr>
+            <w:r>
+              <w:rPr>
+                <w:sz w:val="24"/>
+                <w:szCs w:val="24"/>
+                <w:rtl w:val="0"/>
+              </w:rPr>
+              <w:t xml:space="preserve">SHOULD HAVE</w:t>
+            </w:r>
+          </w:p>
+        </w:tc>
+      </w:tr>
+      <w:tr>
+        <w:trPr>
+          <w:cantSplit w:val="0"/>
+          <w:tblHeader w:val="0"/>
+        </w:trPr>
+        <w:tc>
+          <w:tcPr>
+            <w:shd w:fill="auto" w:val="clear"/>
+            <w:tcMar>
+              <w:top w:w="100.0" w:type="dxa"/>
+              <w:left w:w="100.0" w:type="dxa"/>
+              <w:bottom w:w="100.0" w:type="dxa"/>
+              <w:right w:w="100.0" w:type="dxa"/>
+            </w:tcMar>
+            <w:vAlign w:val="top"/>
+          </w:tcPr>
+          <w:p>
+            <w:pPr>
+              <w:keepNext w:val="0"/>
+              <w:keepLines w:val="0"/>
+              <w:pageBreakBefore w:val="0"/>
+              <w:widowControl w:val="0"/>
+              <w:pBdr>
+                <w:top w:space="0" w:sz="0" w:val="nil"/>
+                <w:left w:space="0" w:sz="0" w:val="nil"/>
+                <w:bottom w:space="0" w:sz="0" w:val="nil"/>
+                <w:right w:space="0" w:sz="0" w:val="nil"/>
+                <w:between w:space="0" w:sz="0" w:val="nil"/>
+              </w:pBdr>
+              <w:shd w:fill="auto" w:val="clear"/>
+              <w:spacing w:after="0" w:before="0" w:line="240" w:lineRule="auto"/>
+              <w:ind w:left="0" w:right="0" w:firstLine="0"/>
+              <w:jc w:val="left"/>
+              <w:rPr>
+                <w:sz w:val="28"/>
+                <w:szCs w:val="28"/>
+              </w:rPr>
+            </w:pPr>
+            <w:r>
+              <w:rPr>
+                <w:sz w:val="28"/>
+                <w:szCs w:val="28"/>
+                <w:rtl w:val="0"/>
+              </w:rPr>
+              <w:t xml:space="preserve">RF011</w:t>
+            </w:r>
+          </w:p>
+        </w:tc>
+        <w:tc>
+          <w:tcPr>
+            <w:shd w:fill="auto" w:val="clear"/>
+            <w:tcMar>
+              <w:top w:w="100.0" w:type="dxa"/>
+              <w:left w:w="100.0" w:type="dxa"/>
+              <w:bottom w:w="100.0" w:type="dxa"/>
+              <w:right w:w="100.0" w:type="dxa"/>
+            </w:tcMar>
+            <w:vAlign w:val="top"/>
+          </w:tcPr>
+          <w:p>
+            <w:pPr>
+              <w:ind w:left="0" w:firstLine="0"/>
+              <w:rPr>
+                <w:sz w:val="30"/>
+                <w:szCs w:val="30"/>
+              </w:rPr>
+            </w:pPr>
+            <w:r>
+              <w:rPr>
+                <w:rtl w:val="0"/>
+              </w:rPr>
+              <w:t xml:space="preserve">Como gestor, gostaria de ver a auditoria de todo o estoque, para monitorar alterações</w:t>
+            </w:r>
+            <w:r>
+              <w:rPr>
+                <w:rtl w:val="0"/>
+              </w:rPr>
+            </w:r>
+          </w:p>
+        </w:tc>
+        <w:tc>
+          <w:tcPr>
+            <w:shd w:fill="auto" w:val="clear"/>
+            <w:tcMar>
+              <w:top w:w="100.0" w:type="dxa"/>
+              <w:left w:w="100.0" w:type="dxa"/>
+              <w:bottom w:w="100.0" w:type="dxa"/>
+              <w:right w:w="100.0" w:type="dxa"/>
+            </w:tcMar>
+            <w:vAlign w:val="top"/>
+          </w:tcPr>
+          <w:p>
+            <w:pPr>
+              <w:keepNext w:val="0"/>
+              <w:keepLines w:val="0"/>
+              <w:pageBreakBefore w:val="0"/>
+              <w:widowControl w:val="0"/>
+              <w:pBdr>
+                <w:top w:space="0" w:sz="0" w:val="nil"/>
+                <w:left w:space="0" w:sz="0" w:val="nil"/>
+                <w:bottom w:space="0" w:sz="0" w:val="nil"/>
+                <w:right w:space="0" w:sz="0" w:val="nil"/>
+                <w:between w:space="0" w:sz="0" w:val="nil"/>
+              </w:pBdr>
+              <w:shd w:fill="auto" w:val="clear"/>
+              <w:spacing w:after="0" w:before="0" w:line="240" w:lineRule="auto"/>
+              <w:ind w:left="0" w:right="0" w:firstLine="0"/>
+              <w:jc w:val="left"/>
+              <w:rPr>
+                <w:sz w:val="24"/>
+                <w:szCs w:val="24"/>
+              </w:rPr>
+            </w:pPr>
+            <w:r>
+              <w:rPr>
+                <w:sz w:val="24"/>
+                <w:szCs w:val="24"/>
+                <w:rtl w:val="0"/>
+              </w:rPr>
+              <w:t xml:space="preserve">SHOULD HAVE</w:t>
+            </w:r>
+          </w:p>
+        </w:tc>
+      </w:tr>
+      <w:tr>
+        <w:trPr>
+          <w:cantSplit w:val="0"/>
+          <w:tblHeader w:val="0"/>
+        </w:trPr>
+        <w:tc>
+          <w:tcPr>
+            <w:shd w:fill="auto" w:val="clear"/>
+            <w:tcMar>
+              <w:top w:w="100.0" w:type="dxa"/>
+              <w:left w:w="100.0" w:type="dxa"/>
+              <w:bottom w:w="100.0" w:type="dxa"/>
+              <w:right w:w="100.0" w:type="dxa"/>
+            </w:tcMar>
+            <w:vAlign w:val="top"/>
+          </w:tcPr>
+          <w:p>
+            <w:pPr>
+              <w:keepNext w:val="0"/>
+              <w:keepLines w:val="0"/>
+              <w:pageBreakBefore w:val="0"/>
+              <w:widowControl w:val="0"/>
+              <w:pBdr>
+                <w:top w:space="0" w:sz="0" w:val="nil"/>
+                <w:left w:space="0" w:sz="0" w:val="nil"/>
+                <w:bottom w:space="0" w:sz="0" w:val="nil"/>
+                <w:right w:space="0" w:sz="0" w:val="nil"/>
+                <w:between w:space="0" w:sz="0" w:val="nil"/>
+              </w:pBdr>
+              <w:shd w:fill="auto" w:val="clear"/>
+              <w:spacing w:after="0" w:before="0" w:line="240" w:lineRule="auto"/>
+              <w:ind w:left="0" w:right="0" w:firstLine="0"/>
+              <w:jc w:val="left"/>
+              <w:rPr>
+                <w:sz w:val="28"/>
+                <w:szCs w:val="28"/>
+              </w:rPr>
+            </w:pPr>
+            <w:r>
+              <w:rPr>
+                <w:sz w:val="28"/>
+                <w:szCs w:val="28"/>
+                <w:rtl w:val="0"/>
+              </w:rPr>
+              <w:t xml:space="preserve">RF012</w:t>
+            </w:r>
+          </w:p>
+        </w:tc>
+        <w:tc>
+          <w:tcPr>
+            <w:shd w:fill="auto" w:val="clear"/>
+            <w:tcMar>
+              <w:top w:w="100.0" w:type="dxa"/>
+              <w:left w:w="100.0" w:type="dxa"/>
+              <w:bottom w:w="100.0" w:type="dxa"/>
+              <w:right w:w="100.0" w:type="dxa"/>
+            </w:tcMar>
+            <w:vAlign w:val="top"/>
+          </w:tcPr>
+          <w:p>
+            <w:pPr>
+              <w:ind w:left="0" w:firstLine="0"/>
+              <w:rPr>
+                <w:sz w:val="30"/>
+                <w:szCs w:val="30"/>
+              </w:rPr>
+            </w:pPr>
+            <w:r>
+              <w:rPr>
+                <w:rtl w:val="0"/>
+              </w:rPr>
+              <w:t xml:space="preserve">Como gestor, gostaria de consultar as vendas de cada dia, para ter uma noção das movimentações do dia</w:t>
+            </w:r>
+            <w:r>
+              <w:rPr>
+                <w:rtl w:val="0"/>
+              </w:rPr>
+            </w:r>
+          </w:p>
+        </w:tc>
+        <w:tc>
+          <w:tcPr>
+            <w:shd w:fill="auto" w:val="clear"/>
+            <w:tcMar>
+              <w:top w:w="100.0" w:type="dxa"/>
+              <w:left w:w="100.0" w:type="dxa"/>
+              <w:bottom w:w="100.0" w:type="dxa"/>
+              <w:right w:w="100.0" w:type="dxa"/>
+            </w:tcMar>
+            <w:vAlign w:val="top"/>
+          </w:tcPr>
+          <w:p>
+            <w:pPr>
+              <w:keepNext w:val="0"/>
+              <w:keepLines w:val="0"/>
+              <w:pageBreakBefore w:val="0"/>
+              <w:widowControl w:val="0"/>
+              <w:pBdr>
+                <w:top w:space="0" w:sz="0" w:val="nil"/>
+                <w:left w:space="0" w:sz="0" w:val="nil"/>
+                <w:bottom w:space="0" w:sz="0" w:val="nil"/>
+                <w:right w:space="0" w:sz="0" w:val="nil"/>
+                <w:between w:space="0" w:sz="0" w:val="nil"/>
+              </w:pBdr>
+              <w:shd w:fill="auto" w:val="clear"/>
+              <w:spacing w:after="0" w:before="0" w:line="240" w:lineRule="auto"/>
+              <w:ind w:left="0" w:right="0" w:firstLine="0"/>
+              <w:jc w:val="left"/>
+              <w:rPr>
+                <w:sz w:val="24"/>
+                <w:szCs w:val="24"/>
+              </w:rPr>
+            </w:pPr>
+            <w:r>
+              <w:rPr>
+                <w:sz w:val="24"/>
+                <w:szCs w:val="24"/>
+                <w:rtl w:val="0"/>
+              </w:rPr>
+              <w:t xml:space="preserve">MUST HAVE</w:t>
+            </w:r>
+          </w:p>
+        </w:tc>
+      </w:tr>
+    </w:tbl>
+    <w:p>
+      <w:pPr>
+        <w:ind w:left="0" w:firstLine="0"/>
+        <w:rPr/>
       </w:pPr>
       <w:r>
         <w:rPr>
           <w:rtl w:val="0"/>
         </w:rPr>
-        <w:t xml:space="preserve">Como gestor, gostaria de cadastrar novos tipos de produtos, para adicionar novidades no cardápio</w:t>
       </w:r>
     </w:p>
     <w:p>
       <w:pPr>
-        <w:numPr>
-          <w:ilvl w:val="0"/>
-          <w:numId w:val="1"/>
-        </w:numPr>
-        <w:ind w:left="720" w:hanging="360"/>
-        <w:rPr>
-          <w:u w:val="none"/>
-        </w:rPr>
-      </w:pPr>
-      <w:r>
-        <w:rPr>
-          <w:rtl w:val="0"/>
-        </w:rPr>
-        <w:t xml:space="preserve">Como vendedor, gostaria de registrar vendas, para o estoque ser debitado automaticamente</w:t>
-      </w:r>
-    </w:p>
-    <w:p>
-      <w:pPr>
-        <w:numPr>
-          <w:ilvl w:val="0"/>
-          <w:numId w:val="1"/>
-        </w:numPr>
-        <w:ind w:left="720" w:hanging="360"/>
-        <w:rPr>
-          <w:u w:val="none"/>
-        </w:rPr>
-      </w:pPr>
-      <w:r>
-        <w:rPr>
-          <w:rtl w:val="0"/>
-        </w:rPr>
-        <w:t xml:space="preserve">Como administrador, gostaria de cadastrar usuários, para controlar quem acessa o sistema</w:t>
-      </w:r>
-    </w:p>
-    <w:p>
-      <w:pPr>
-        <w:numPr>
-          <w:ilvl w:val="0"/>
-          <w:numId w:val="1"/>
-        </w:numPr>
-        <w:ind w:left="720" w:hanging="360"/>
-        <w:rPr>
-          <w:u w:val="none"/>
-        </w:rPr>
-      </w:pPr>
-      <w:r>
-        <w:rPr>
-          <w:rtl w:val="0"/>
-        </w:rPr>
-        <w:t xml:space="preserve">Como usuário, gostaria de logar, para fazer uso do sistema</w:t>
-      </w:r>
-    </w:p>
-    <w:p>
-      <w:pPr>
-        <w:numPr>
-          <w:ilvl w:val="0"/>
-          <w:numId w:val="1"/>
-        </w:numPr>
-        <w:ind w:left="720" w:hanging="360"/>
-        <w:rPr>
-          <w:u w:val="none"/>
-        </w:rPr>
-      </w:pPr>
-      <w:r>
-        <w:rPr>
-          <w:rtl w:val="0"/>
-        </w:rPr>
-        <w:t xml:space="preserve">Como gestor, gostaria de um dashboard de vendas, para ter um insight melhor sobre o negócio</w:t>
-      </w:r>
-    </w:p>
-    <w:p>
-      <w:pPr>
-        <w:numPr>
-          <w:ilvl w:val="0"/>
-          <w:numId w:val="1"/>
-        </w:numPr>
-        <w:ind w:left="720" w:hanging="360"/>
-        <w:rPr>
-          <w:u w:val="none"/>
-        </w:rPr>
-      </w:pPr>
-      <w:r>
-        <w:rPr>
-          <w:rtl w:val="0"/>
-        </w:rPr>
-        <w:t xml:space="preserve">Como usuário, gostaria de registrar vendas e/ou alterações mesmo sem acesso à internet, para não ser limitado pela conexão</w:t>
-      </w:r>
-    </w:p>
-    <w:p>
-      <w:pPr>
-        <w:numPr>
-          <w:ilvl w:val="0"/>
-          <w:numId w:val="1"/>
-        </w:numPr>
-        <w:ind w:left="720" w:hanging="360"/>
-        <w:rPr>
-          <w:u w:val="none"/>
-        </w:rPr>
-      </w:pPr>
-      <w:r>
-        <w:rPr>
-          <w:rtl w:val="0"/>
-        </w:rPr>
-        <w:t xml:space="preserve">Como gestor, gostaria de ver a auditoria de todo o estoque, para monitorar alterações</w:t>
-      </w:r>
-    </w:p>
-    <w:p>
-      <w:pPr>
-        <w:numPr>
-          <w:ilvl w:val="0"/>
-          <w:numId w:val="1"/>
-        </w:numPr>
-        <w:ind w:left="720" w:hanging="360"/>
-        <w:rPr>
-          <w:u w:val="none"/>
-        </w:rPr>
-      </w:pPr>
-      <w:r>
-        <w:rPr>
-          <w:rtl w:val="0"/>
-        </w:rPr>
-        <w:t xml:space="preserve">Como gestor, gostaria de consultar as vendas de cada dia, para ter uma noção das movimentações do dia</w:t>
-      </w:r>
-    </w:p>
-    <w:p>
-      <w:pPr>
+        <w:ind w:left="0" w:firstLine="0"/>
         <w:rPr/>
       </w:pPr>
       <w:r>
@@ -241,64 +1785,615 @@
         <w:rPr>
           <w:rtl w:val="0"/>
         </w:rPr>
+      </w:r>
+    </w:p>
+    <w:p>
+      <w:pPr>
+        <w:rPr>
+          <w:b w:val="1"/>
+          <w:bCs w:val="1"/>
+          <w:sz w:val="30"/>
+          <w:szCs w:val="30"/>
+        </w:rPr>
+      </w:pPr>
+      <w:r>
+        <w:rPr>
+          <w:b w:val="1"/>
+          <w:bCs w:val="1"/>
+          <w:sz w:val="30"/>
+          <w:szCs w:val="30"/>
+          <w:rtl w:val="0"/>
+        </w:rPr>
         <w:t xml:space="preserve">Requisitos Não Funcionais:</w:t>
       </w:r>
     </w:p>
     <w:p>
       <w:pPr>
-        <w:numPr>
-          <w:ilvl w:val="0"/>
-          <w:numId w:val="2"/>
-        </w:numPr>
-        <w:ind w:left="720" w:hanging="360"/>
         <w:rPr>
-          <w:u w:val="none"/>
+          <w:b w:val="1"/>
+          <w:bCs w:val="1"/>
+          <w:sz w:val="30"/>
+          <w:szCs w:val="30"/>
         </w:rPr>
       </w:pPr>
       <w:r>
         <w:rPr>
           <w:rtl w:val="0"/>
         </w:rPr>
-        <w:t xml:space="preserve">O sistema deve responder em menos de 1,5 segundos</w:t>
       </w:r>
     </w:p>
+    <w:tbl>
+      <w:tblPr>
+        <w:tblStyle w:val="Table2"/>
+        <w:tblW w:w="9029.0" w:type="dxa"/>
+        <w:jc w:val="left"/>
+        <w:tblBorders>
+          <w:top w:color="000000" w:space="0" w:sz="8" w:val="single"/>
+          <w:left w:color="000000" w:space="0" w:sz="8" w:val="single"/>
+          <w:bottom w:color="000000" w:space="0" w:sz="8" w:val="single"/>
+          <w:right w:color="000000" w:space="0" w:sz="8" w:val="single"/>
+          <w:insideH w:color="000000" w:space="0" w:sz="8" w:val="single"/>
+          <w:insideV w:color="000000" w:space="0" w:sz="8" w:val="single"/>
+        </w:tblBorders>
+        <w:tblLayout w:type="fixed"/>
+        <w:tblLook w:val="0600"/>
+      </w:tblPr>
+      <w:tblGrid>
+        <w:gridCol w:w="3009.6666666666665"/>
+        <w:gridCol w:w="3009.6666666666665"/>
+        <w:gridCol w:w="3009.6666666666665"/>
+        <w:tblGridChange w:id="0">
+          <w:tblGrid>
+            <w:gridCol w:w="3009.6666666666665"/>
+            <w:gridCol w:w="3009.6666666666665"/>
+            <w:gridCol w:w="3009.6666666666665"/>
+          </w:tblGrid>
+        </w:tblGridChange>
+      </w:tblGrid>
+      <w:tr>
+        <w:trPr>
+          <w:cantSplit w:val="0"/>
+          <w:tblHeader w:val="0"/>
+        </w:trPr>
+        <w:tc>
+          <w:tcPr>
+            <w:shd w:fill="auto" w:val="clear"/>
+            <w:tcMar>
+              <w:top w:w="100.0" w:type="dxa"/>
+              <w:left w:w="100.0" w:type="dxa"/>
+              <w:bottom w:w="100.0" w:type="dxa"/>
+              <w:right w:w="100.0" w:type="dxa"/>
+            </w:tcMar>
+            <w:vAlign w:val="top"/>
+          </w:tcPr>
+          <w:p>
+            <w:pPr>
+              <w:keepNext w:val="0"/>
+              <w:keepLines w:val="0"/>
+              <w:pageBreakBefore w:val="0"/>
+              <w:widowControl w:val="0"/>
+              <w:pBdr>
+                <w:top w:space="0" w:sz="0" w:val="nil"/>
+                <w:left w:space="0" w:sz="0" w:val="nil"/>
+                <w:bottom w:space="0" w:sz="0" w:val="nil"/>
+                <w:right w:space="0" w:sz="0" w:val="nil"/>
+                <w:between w:space="0" w:sz="0" w:val="nil"/>
+              </w:pBdr>
+              <w:shd w:fill="auto" w:val="clear"/>
+              <w:spacing w:after="0" w:before="0" w:line="240" w:lineRule="auto"/>
+              <w:ind w:left="0" w:right="0" w:firstLine="0"/>
+              <w:jc w:val="left"/>
+              <w:rPr>
+                <w:b w:val="1"/>
+                <w:bCs w:val="1"/>
+                <w:sz w:val="28"/>
+                <w:szCs w:val="28"/>
+              </w:rPr>
+            </w:pPr>
+            <w:r>
+              <w:rPr>
+                <w:b w:val="1"/>
+                <w:bCs w:val="1"/>
+                <w:sz w:val="30"/>
+                <w:szCs w:val="30"/>
+                <w:rtl w:val="0"/>
+              </w:rPr>
+              <w:t xml:space="preserve">ID</w:t>
+            </w:r>
+            <w:r>
+              <w:rPr>
+                <w:rtl w:val="0"/>
+              </w:rPr>
+            </w:r>
+          </w:p>
+        </w:tc>
+        <w:tc>
+          <w:tcPr>
+            <w:shd w:fill="auto" w:val="clear"/>
+            <w:tcMar>
+              <w:top w:w="100.0" w:type="dxa"/>
+              <w:left w:w="100.0" w:type="dxa"/>
+              <w:bottom w:w="100.0" w:type="dxa"/>
+              <w:right w:w="100.0" w:type="dxa"/>
+            </w:tcMar>
+            <w:vAlign w:val="top"/>
+          </w:tcPr>
+          <w:p>
+            <w:pPr>
+              <w:keepNext w:val="0"/>
+              <w:keepLines w:val="0"/>
+              <w:pageBreakBefore w:val="0"/>
+              <w:widowControl w:val="0"/>
+              <w:pBdr>
+                <w:top w:space="0" w:sz="0" w:val="nil"/>
+                <w:left w:space="0" w:sz="0" w:val="nil"/>
+                <w:bottom w:space="0" w:sz="0" w:val="nil"/>
+                <w:right w:space="0" w:sz="0" w:val="nil"/>
+                <w:between w:space="0" w:sz="0" w:val="nil"/>
+              </w:pBdr>
+              <w:shd w:fill="auto" w:val="clear"/>
+              <w:spacing w:after="0" w:before="0" w:line="240" w:lineRule="auto"/>
+              <w:ind w:left="0" w:right="0" w:firstLine="0"/>
+              <w:jc w:val="left"/>
+              <w:rPr>
+                <w:b w:val="1"/>
+                <w:bCs w:val="1"/>
+                <w:sz w:val="30"/>
+                <w:szCs w:val="30"/>
+              </w:rPr>
+            </w:pPr>
+            <w:r>
+              <w:rPr>
+                <w:b w:val="1"/>
+                <w:bCs w:val="1"/>
+                <w:sz w:val="30"/>
+                <w:szCs w:val="30"/>
+                <w:rtl w:val="0"/>
+              </w:rPr>
+              <w:t xml:space="preserve">Requisito</w:t>
+            </w:r>
+          </w:p>
+        </w:tc>
+        <w:tc>
+          <w:tcPr>
+            <w:shd w:fill="auto" w:val="clear"/>
+            <w:tcMar>
+              <w:top w:w="100.0" w:type="dxa"/>
+              <w:left w:w="100.0" w:type="dxa"/>
+              <w:bottom w:w="100.0" w:type="dxa"/>
+              <w:right w:w="100.0" w:type="dxa"/>
+            </w:tcMar>
+            <w:vAlign w:val="top"/>
+          </w:tcPr>
+          <w:p>
+            <w:pPr>
+              <w:keepNext w:val="0"/>
+              <w:keepLines w:val="0"/>
+              <w:pageBreakBefore w:val="0"/>
+              <w:widowControl w:val="0"/>
+              <w:pBdr>
+                <w:top w:space="0" w:sz="0" w:val="nil"/>
+                <w:left w:space="0" w:sz="0" w:val="nil"/>
+                <w:bottom w:space="0" w:sz="0" w:val="nil"/>
+                <w:right w:space="0" w:sz="0" w:val="nil"/>
+                <w:between w:space="0" w:sz="0" w:val="nil"/>
+              </w:pBdr>
+              <w:shd w:fill="auto" w:val="clear"/>
+              <w:spacing w:after="0" w:before="0" w:line="240" w:lineRule="auto"/>
+              <w:ind w:left="0" w:right="0" w:firstLine="0"/>
+              <w:jc w:val="left"/>
+              <w:rPr>
+                <w:b w:val="1"/>
+                <w:bCs w:val="1"/>
+                <w:sz w:val="30"/>
+                <w:szCs w:val="30"/>
+              </w:rPr>
+            </w:pPr>
+            <w:r>
+              <w:rPr>
+                <w:b w:val="1"/>
+                <w:bCs w:val="1"/>
+                <w:sz w:val="30"/>
+                <w:szCs w:val="30"/>
+                <w:rtl w:val="0"/>
+              </w:rPr>
+              <w:t xml:space="preserve">Prioridade</w:t>
+            </w:r>
+          </w:p>
+        </w:tc>
+      </w:tr>
+      <w:tr>
+        <w:trPr>
+          <w:cantSplit w:val="0"/>
+          <w:tblHeader w:val="0"/>
+        </w:trPr>
+        <w:tc>
+          <w:tcPr>
+            <w:shd w:fill="auto" w:val="clear"/>
+            <w:tcMar>
+              <w:top w:w="100.0" w:type="dxa"/>
+              <w:left w:w="100.0" w:type="dxa"/>
+              <w:bottom w:w="100.0" w:type="dxa"/>
+              <w:right w:w="100.0" w:type="dxa"/>
+            </w:tcMar>
+            <w:vAlign w:val="top"/>
+          </w:tcPr>
+          <w:p>
+            <w:pPr>
+              <w:keepNext w:val="0"/>
+              <w:keepLines w:val="0"/>
+              <w:pageBreakBefore w:val="0"/>
+              <w:widowControl w:val="0"/>
+              <w:pBdr>
+                <w:top w:space="0" w:sz="0" w:val="nil"/>
+                <w:left w:space="0" w:sz="0" w:val="nil"/>
+                <w:bottom w:space="0" w:sz="0" w:val="nil"/>
+                <w:right w:space="0" w:sz="0" w:val="nil"/>
+                <w:between w:space="0" w:sz="0" w:val="nil"/>
+              </w:pBdr>
+              <w:shd w:fill="auto" w:val="clear"/>
+              <w:spacing w:after="0" w:before="0" w:line="240" w:lineRule="auto"/>
+              <w:ind w:left="0" w:right="0" w:firstLine="0"/>
+              <w:jc w:val="left"/>
+              <w:rPr>
+                <w:sz w:val="28"/>
+                <w:szCs w:val="28"/>
+              </w:rPr>
+            </w:pPr>
+            <w:r>
+              <w:rPr>
+                <w:sz w:val="28"/>
+                <w:szCs w:val="28"/>
+                <w:rtl w:val="0"/>
+              </w:rPr>
+              <w:t xml:space="preserve">RNF001</w:t>
+            </w:r>
+          </w:p>
+        </w:tc>
+        <w:tc>
+          <w:tcPr>
+            <w:shd w:fill="auto" w:val="clear"/>
+            <w:tcMar>
+              <w:top w:w="100.0" w:type="dxa"/>
+              <w:left w:w="100.0" w:type="dxa"/>
+              <w:bottom w:w="100.0" w:type="dxa"/>
+              <w:right w:w="100.0" w:type="dxa"/>
+            </w:tcMar>
+            <w:vAlign w:val="top"/>
+          </w:tcPr>
+          <w:p>
+            <w:pPr>
+              <w:ind w:left="0" w:firstLine="0"/>
+              <w:rPr>
+                <w:b w:val="1"/>
+                <w:bCs w:val="1"/>
+                <w:sz w:val="30"/>
+                <w:szCs w:val="30"/>
+              </w:rPr>
+            </w:pPr>
+            <w:r>
+              <w:rPr>
+                <w:rtl w:val="0"/>
+              </w:rPr>
+              <w:t xml:space="preserve">O sistema deve responder em menos de 1,5 segundos</w:t>
+            </w:r>
+            <w:r>
+              <w:rPr>
+                <w:rtl w:val="0"/>
+              </w:rPr>
+            </w:r>
+          </w:p>
+        </w:tc>
+        <w:tc>
+          <w:tcPr>
+            <w:shd w:fill="auto" w:val="clear"/>
+            <w:tcMar>
+              <w:top w:w="100.0" w:type="dxa"/>
+              <w:left w:w="100.0" w:type="dxa"/>
+              <w:bottom w:w="100.0" w:type="dxa"/>
+              <w:right w:w="100.0" w:type="dxa"/>
+            </w:tcMar>
+            <w:vAlign w:val="top"/>
+          </w:tcPr>
+          <w:p>
+            <w:pPr>
+              <w:keepNext w:val="0"/>
+              <w:keepLines w:val="0"/>
+              <w:pageBreakBefore w:val="0"/>
+              <w:widowControl w:val="0"/>
+              <w:pBdr>
+                <w:top w:space="0" w:sz="0" w:val="nil"/>
+                <w:left w:space="0" w:sz="0" w:val="nil"/>
+                <w:bottom w:space="0" w:sz="0" w:val="nil"/>
+                <w:right w:space="0" w:sz="0" w:val="nil"/>
+                <w:between w:space="0" w:sz="0" w:val="nil"/>
+              </w:pBdr>
+              <w:shd w:fill="auto" w:val="clear"/>
+              <w:spacing w:after="0" w:before="0" w:line="240" w:lineRule="auto"/>
+              <w:ind w:left="0" w:right="0" w:firstLine="0"/>
+              <w:jc w:val="left"/>
+              <w:rPr>
+                <w:sz w:val="24"/>
+                <w:szCs w:val="24"/>
+              </w:rPr>
+            </w:pPr>
+            <w:r>
+              <w:rPr>
+                <w:sz w:val="24"/>
+                <w:szCs w:val="24"/>
+                <w:rtl w:val="0"/>
+              </w:rPr>
+              <w:t xml:space="preserve">MUST HAVE</w:t>
+            </w:r>
+          </w:p>
+        </w:tc>
+      </w:tr>
+      <w:tr>
+        <w:trPr>
+          <w:cantSplit w:val="0"/>
+          <w:tblHeader w:val="0"/>
+        </w:trPr>
+        <w:tc>
+          <w:tcPr>
+            <w:shd w:fill="auto" w:val="clear"/>
+            <w:tcMar>
+              <w:top w:w="100.0" w:type="dxa"/>
+              <w:left w:w="100.0" w:type="dxa"/>
+              <w:bottom w:w="100.0" w:type="dxa"/>
+              <w:right w:w="100.0" w:type="dxa"/>
+            </w:tcMar>
+            <w:vAlign w:val="top"/>
+          </w:tcPr>
+          <w:p>
+            <w:pPr>
+              <w:keepNext w:val="0"/>
+              <w:keepLines w:val="0"/>
+              <w:pageBreakBefore w:val="0"/>
+              <w:widowControl w:val="0"/>
+              <w:pBdr>
+                <w:top w:space="0" w:sz="0" w:val="nil"/>
+                <w:left w:space="0" w:sz="0" w:val="nil"/>
+                <w:bottom w:space="0" w:sz="0" w:val="nil"/>
+                <w:right w:space="0" w:sz="0" w:val="nil"/>
+                <w:between w:space="0" w:sz="0" w:val="nil"/>
+              </w:pBdr>
+              <w:shd w:fill="auto" w:val="clear"/>
+              <w:spacing w:after="0" w:before="0" w:line="240" w:lineRule="auto"/>
+              <w:ind w:left="0" w:right="0" w:firstLine="0"/>
+              <w:jc w:val="left"/>
+              <w:rPr>
+                <w:sz w:val="28"/>
+                <w:szCs w:val="28"/>
+              </w:rPr>
+            </w:pPr>
+            <w:r>
+              <w:rPr>
+                <w:sz w:val="28"/>
+                <w:szCs w:val="28"/>
+                <w:rtl w:val="0"/>
+              </w:rPr>
+              <w:t xml:space="preserve">RNF002</w:t>
+            </w:r>
+          </w:p>
+        </w:tc>
+        <w:tc>
+          <w:tcPr>
+            <w:shd w:fill="auto" w:val="clear"/>
+            <w:tcMar>
+              <w:top w:w="100.0" w:type="dxa"/>
+              <w:left w:w="100.0" w:type="dxa"/>
+              <w:bottom w:w="100.0" w:type="dxa"/>
+              <w:right w:w="100.0" w:type="dxa"/>
+            </w:tcMar>
+            <w:vAlign w:val="top"/>
+          </w:tcPr>
+          <w:p>
+            <w:pPr>
+              <w:ind w:left="0" w:firstLine="0"/>
+              <w:rPr>
+                <w:b w:val="1"/>
+                <w:bCs w:val="1"/>
+                <w:sz w:val="30"/>
+                <w:szCs w:val="30"/>
+              </w:rPr>
+            </w:pPr>
+            <w:r>
+              <w:rPr>
+                <w:rtl w:val="0"/>
+              </w:rPr>
+              <w:t xml:space="preserve">O sistema deve aguentar mais de 100 acessos simultâneos</w:t>
+            </w:r>
+            <w:r>
+              <w:rPr>
+                <w:rtl w:val="0"/>
+              </w:rPr>
+            </w:r>
+          </w:p>
+        </w:tc>
+        <w:tc>
+          <w:tcPr>
+            <w:shd w:fill="auto" w:val="clear"/>
+            <w:tcMar>
+              <w:top w:w="100.0" w:type="dxa"/>
+              <w:left w:w="100.0" w:type="dxa"/>
+              <w:bottom w:w="100.0" w:type="dxa"/>
+              <w:right w:w="100.0" w:type="dxa"/>
+            </w:tcMar>
+            <w:vAlign w:val="top"/>
+          </w:tcPr>
+          <w:p>
+            <w:pPr>
+              <w:keepNext w:val="0"/>
+              <w:keepLines w:val="0"/>
+              <w:pageBreakBefore w:val="0"/>
+              <w:widowControl w:val="0"/>
+              <w:pBdr>
+                <w:top w:space="0" w:sz="0" w:val="nil"/>
+                <w:left w:space="0" w:sz="0" w:val="nil"/>
+                <w:bottom w:space="0" w:sz="0" w:val="nil"/>
+                <w:right w:space="0" w:sz="0" w:val="nil"/>
+                <w:between w:space="0" w:sz="0" w:val="nil"/>
+              </w:pBdr>
+              <w:shd w:fill="auto" w:val="clear"/>
+              <w:spacing w:after="0" w:before="0" w:line="240" w:lineRule="auto"/>
+              <w:ind w:left="0" w:right="0" w:firstLine="0"/>
+              <w:jc w:val="left"/>
+              <w:rPr>
+                <w:sz w:val="24"/>
+                <w:szCs w:val="24"/>
+              </w:rPr>
+            </w:pPr>
+            <w:r>
+              <w:rPr>
+                <w:sz w:val="24"/>
+                <w:szCs w:val="24"/>
+                <w:rtl w:val="0"/>
+              </w:rPr>
+              <w:t xml:space="preserve">MUST HAVE</w:t>
+            </w:r>
+          </w:p>
+        </w:tc>
+      </w:tr>
+      <w:tr>
+        <w:trPr>
+          <w:cantSplit w:val="0"/>
+          <w:tblHeader w:val="0"/>
+        </w:trPr>
+        <w:tc>
+          <w:tcPr>
+            <w:shd w:fill="auto" w:val="clear"/>
+            <w:tcMar>
+              <w:top w:w="100.0" w:type="dxa"/>
+              <w:left w:w="100.0" w:type="dxa"/>
+              <w:bottom w:w="100.0" w:type="dxa"/>
+              <w:right w:w="100.0" w:type="dxa"/>
+            </w:tcMar>
+            <w:vAlign w:val="top"/>
+          </w:tcPr>
+          <w:p>
+            <w:pPr>
+              <w:keepNext w:val="0"/>
+              <w:keepLines w:val="0"/>
+              <w:pageBreakBefore w:val="0"/>
+              <w:widowControl w:val="0"/>
+              <w:pBdr>
+                <w:top w:space="0" w:sz="0" w:val="nil"/>
+                <w:left w:space="0" w:sz="0" w:val="nil"/>
+                <w:bottom w:space="0" w:sz="0" w:val="nil"/>
+                <w:right w:space="0" w:sz="0" w:val="nil"/>
+                <w:between w:space="0" w:sz="0" w:val="nil"/>
+              </w:pBdr>
+              <w:shd w:fill="auto" w:val="clear"/>
+              <w:spacing w:after="0" w:before="0" w:line="240" w:lineRule="auto"/>
+              <w:ind w:left="0" w:right="0" w:firstLine="0"/>
+              <w:jc w:val="left"/>
+              <w:rPr>
+                <w:sz w:val="28"/>
+                <w:szCs w:val="28"/>
+              </w:rPr>
+            </w:pPr>
+            <w:r>
+              <w:rPr>
+                <w:sz w:val="28"/>
+                <w:szCs w:val="28"/>
+                <w:rtl w:val="0"/>
+              </w:rPr>
+              <w:t xml:space="preserve">RNF003</w:t>
+            </w:r>
+          </w:p>
+        </w:tc>
+        <w:tc>
+          <w:tcPr>
+            <w:shd w:fill="auto" w:val="clear"/>
+            <w:tcMar>
+              <w:top w:w="100.0" w:type="dxa"/>
+              <w:left w:w="100.0" w:type="dxa"/>
+              <w:bottom w:w="100.0" w:type="dxa"/>
+              <w:right w:w="100.0" w:type="dxa"/>
+            </w:tcMar>
+            <w:vAlign w:val="top"/>
+          </w:tcPr>
+          <w:p>
+            <w:pPr>
+              <w:ind w:left="0" w:firstLine="0"/>
+              <w:rPr>
+                <w:b w:val="1"/>
+                <w:bCs w:val="1"/>
+                <w:sz w:val="30"/>
+                <w:szCs w:val="30"/>
+              </w:rPr>
+            </w:pPr>
+            <w:r>
+              <w:rPr>
+                <w:rtl w:val="0"/>
+              </w:rPr>
+              <w:t xml:space="preserve">O sistema deve ser responsivo</w:t>
+            </w:r>
+            <w:r>
+              <w:rPr>
+                <w:rtl w:val="0"/>
+              </w:rPr>
+            </w:r>
+          </w:p>
+        </w:tc>
+        <w:tc>
+          <w:tcPr>
+            <w:shd w:fill="auto" w:val="clear"/>
+            <w:tcMar>
+              <w:top w:w="100.0" w:type="dxa"/>
+              <w:left w:w="100.0" w:type="dxa"/>
+              <w:bottom w:w="100.0" w:type="dxa"/>
+              <w:right w:w="100.0" w:type="dxa"/>
+            </w:tcMar>
+            <w:vAlign w:val="top"/>
+          </w:tcPr>
+          <w:p>
+            <w:pPr>
+              <w:keepNext w:val="0"/>
+              <w:keepLines w:val="0"/>
+              <w:pageBreakBefore w:val="0"/>
+              <w:widowControl w:val="0"/>
+              <w:pBdr>
+                <w:top w:space="0" w:sz="0" w:val="nil"/>
+                <w:left w:space="0" w:sz="0" w:val="nil"/>
+                <w:bottom w:space="0" w:sz="0" w:val="nil"/>
+                <w:right w:space="0" w:sz="0" w:val="nil"/>
+                <w:between w:space="0" w:sz="0" w:val="nil"/>
+              </w:pBdr>
+              <w:shd w:fill="auto" w:val="clear"/>
+              <w:spacing w:after="0" w:before="0" w:line="240" w:lineRule="auto"/>
+              <w:ind w:left="0" w:right="0" w:firstLine="0"/>
+              <w:jc w:val="left"/>
+              <w:rPr>
+                <w:sz w:val="24"/>
+                <w:szCs w:val="24"/>
+              </w:rPr>
+            </w:pPr>
+            <w:r>
+              <w:rPr>
+                <w:sz w:val="24"/>
+                <w:szCs w:val="24"/>
+                <w:rtl w:val="0"/>
+              </w:rPr>
+              <w:t xml:space="preserve">MUST HAVE</w:t>
+            </w:r>
+          </w:p>
+        </w:tc>
+      </w:tr>
+    </w:tbl>
     <w:p>
       <w:pPr>
-        <w:numPr>
-          <w:ilvl w:val="0"/>
-          <w:numId w:val="2"/>
-        </w:numPr>
-        <w:ind w:left="720" w:hanging="360"/>
-        <w:rPr>
-          <w:u w:val="none"/>
-        </w:rPr>
+        <w:ind w:left="0" w:firstLine="0"/>
+        <w:rPr/>
       </w:pPr>
       <w:r>
         <w:rPr>
           <w:rtl w:val="0"/>
         </w:rPr>
-        <w:t xml:space="preserve">O sistema deve aguentar mais de 100 acessos simultâneos</w:t>
-      </w:r>
-    </w:p>
-    <w:p>
-      <w:pPr>
-        <w:numPr>
-          <w:ilvl w:val="0"/>
-          <w:numId w:val="2"/>
-        </w:numPr>
-        <w:ind w:left="720" w:hanging="360"/>
-        <w:rPr>
-          <w:u w:val="none"/>
-        </w:rPr>
-      </w:pPr>
-      <w:r>
-        <w:rPr>
-          <w:rtl w:val="0"/>
-        </w:rPr>
-        <w:t xml:space="preserve">O sistema deve ser responsivo</w:t>
       </w:r>
     </w:p>
     <w:sectPr>
+      <w:headerReference r:id="rId6" w:type="default"/>
       <w:pgSz w:h="16834" w:w="11909" w:orient="portrait"/>
       <w:pgMar w:bottom="1440" w:top="1440" w:left="1440" w:right="1440" w:header="720" w:footer="720"/>
       <w:pgNumType w:start="1"/>
@@ -307,235 +2402,23 @@
 </w:document>
 </file>
 
+<file path=word/header1.xml><?xml version="1.0" encoding="utf-8"?>
+<w:hdr xmlns:mc="http://schemas.openxmlformats.org/markup-compatibility/2006" xmlns:o="urn:schemas-microsoft-com:office:office" xmlns:r="http://schemas.openxmlformats.org/officeDocument/2006/relationships" xmlns:m="http://schemas.openxmlformats.org/officeDocument/2006/math" xmlns:v="urn:schemas-microsoft-com:vml" xmlns:wp="http://schemas.openxmlformats.org/drawingml/2006/wordprocessingDrawing" xmlns:w10="urn:schemas-microsoft-com:office:word" xmlns:w="http://schemas.openxmlformats.org/wordprocessingml/2006/main" xmlns:wne="http://schemas.microsoft.com/office/word/2006/wordml" xmlns:sl="http://schemas.openxmlformats.org/schemaLibrary/2006/main" xmlns:a="http://schemas.openxmlformats.org/drawingml/2006/main" xmlns:pic="http://schemas.openxmlformats.org/drawingml/2006/picture" xmlns:c="http://schemas.openxmlformats.org/drawingml/2006/chart" xmlns:lc="http://schemas.openxmlformats.org/drawingml/2006/lockedCanvas" xmlns:dgm="http://schemas.openxmlformats.org/drawingml/2006/diagram" xmlns:wps="http://schemas.microsoft.com/office/word/2010/wordprocessingShape" xmlns:wpg="http://schemas.microsoft.com/office/word/2010/wordprocessingGroup" xmlns:w14="http://schemas.microsoft.com/office/word/2010/wordml" xmlns:w15="http://schemas.microsoft.com/office/word/2012/wordml" xmlns:w16="http://schemas.microsoft.com/office/word/2018/wordml" xmlns:w16cex="http://schemas.microsoft.com/office/word/2018/wordml/cex" xmlns:w16cid="http://schemas.microsoft.com/office/word/2016/wordml/cid" xmlns="http://schemas.microsoft.com/office/tasks/2019/documenttasks" xmlns:cr="http://schemas.microsoft.com/office/comments/2020/reactions">
+  <w:p>
+    <w:pPr>
+      <w:rPr/>
+    </w:pPr>
+    <w:r>
+      <w:rPr>
+        <w:rtl w:val="0"/>
+      </w:rPr>
+    </w:r>
+  </w:p>
+</w:hdr>
+</file>
+
 <file path=word/numbering.xml><?xml version="1.0" encoding="utf-8"?>
-<w:numbering xmlns:mc="http://schemas.openxmlformats.org/markup-compatibility/2006" xmlns:o="urn:schemas-microsoft-com:office:office" xmlns:r="http://schemas.openxmlformats.org/officeDocument/2006/relationships" xmlns:m="http://schemas.openxmlformats.org/officeDocument/2006/math" xmlns:v="urn:schemas-microsoft-com:vml" xmlns:wp="http://schemas.openxmlformats.org/drawingml/2006/wordprocessingDrawing" xmlns:w10="urn:schemas-microsoft-com:office:word" xmlns:w="http://schemas.openxmlformats.org/wordprocessingml/2006/main" xmlns:wne="http://schemas.microsoft.com/office/word/2006/wordml" xmlns:sl="http://schemas.openxmlformats.org/schemaLibrary/2006/main" xmlns:a="http://schemas.openxmlformats.org/drawingml/2006/main" xmlns:pic="http://schemas.openxmlformats.org/drawingml/2006/picture" xmlns:c="http://schemas.openxmlformats.org/drawingml/2006/chart" xmlns:lc="http://schemas.openxmlformats.org/drawingml/2006/lockedCanvas" xmlns:dgm="http://schemas.openxmlformats.org/drawingml/2006/diagram" xmlns:wps="http://schemas.microsoft.com/office/word/2010/wordprocessingShape" xmlns:wpg="http://schemas.microsoft.com/office/word/2010/wordprocessingGroup" xmlns:w14="http://schemas.microsoft.com/office/word/2010/wordml" xmlns:w15="http://schemas.microsoft.com/office/word/2012/wordml" xmlns:w16="http://schemas.microsoft.com/office/word/2018/wordml" xmlns:w16cex="http://schemas.microsoft.com/office/word/2018/wordml/cex" xmlns:w16cid="http://schemas.microsoft.com/office/word/2016/wordml/cid" xmlns="http://schemas.microsoft.com/office/tasks/2019/documenttasks" xmlns:cr="http://schemas.microsoft.com/office/comments/2020/reactions">
-  <w:abstractNum w:abstractNumId="1">
-    <w:lvl w:ilvl="0">
-      <w:start w:val="1"/>
-      <w:numFmt w:val="bullet"/>
-      <w:lvlText w:val="●"/>
-      <w:lvlJc w:val="left"/>
-      <w:pPr>
-        <w:ind w:left="720" w:hanging="360"/>
-      </w:pPr>
-      <w:rPr>
-        <w:u w:val="none"/>
-      </w:rPr>
-    </w:lvl>
-    <w:lvl w:ilvl="1">
-      <w:start w:val="1"/>
-      <w:numFmt w:val="bullet"/>
-      <w:lvlText w:val="○"/>
-      <w:lvlJc w:val="left"/>
-      <w:pPr>
-        <w:ind w:left="1440" w:hanging="360"/>
-      </w:pPr>
-      <w:rPr>
-        <w:u w:val="none"/>
-      </w:rPr>
-    </w:lvl>
-    <w:lvl w:ilvl="2">
-      <w:start w:val="1"/>
-      <w:numFmt w:val="bullet"/>
-      <w:lvlText w:val="■"/>
-      <w:lvlJc w:val="left"/>
-      <w:pPr>
-        <w:ind w:left="2160" w:hanging="360"/>
-      </w:pPr>
-      <w:rPr>
-        <w:u w:val="none"/>
-      </w:rPr>
-    </w:lvl>
-    <w:lvl w:ilvl="3">
-      <w:start w:val="1"/>
-      <w:numFmt w:val="bullet"/>
-      <w:lvlText w:val="●"/>
-      <w:lvlJc w:val="left"/>
-      <w:pPr>
-        <w:ind w:left="2880" w:hanging="360"/>
-      </w:pPr>
-      <w:rPr>
-        <w:u w:val="none"/>
-      </w:rPr>
-    </w:lvl>
-    <w:lvl w:ilvl="4">
-      <w:start w:val="1"/>
-      <w:numFmt w:val="bullet"/>
-      <w:lvlText w:val="○"/>
-      <w:lvlJc w:val="left"/>
-      <w:pPr>
-        <w:ind w:left="3600" w:hanging="360"/>
-      </w:pPr>
-      <w:rPr>
-        <w:u w:val="none"/>
-      </w:rPr>
-    </w:lvl>
-    <w:lvl w:ilvl="5">
-      <w:start w:val="1"/>
-      <w:numFmt w:val="bullet"/>
-      <w:lvlText w:val="■"/>
-      <w:lvlJc w:val="left"/>
-      <w:pPr>
-        <w:ind w:left="4320" w:hanging="360"/>
-      </w:pPr>
-      <w:rPr>
-        <w:u w:val="none"/>
-      </w:rPr>
-    </w:lvl>
-    <w:lvl w:ilvl="6">
-      <w:start w:val="1"/>
-      <w:numFmt w:val="bullet"/>
-      <w:lvlText w:val="●"/>
-      <w:lvlJc w:val="left"/>
-      <w:pPr>
-        <w:ind w:left="5040" w:hanging="360"/>
-      </w:pPr>
-      <w:rPr>
-        <w:u w:val="none"/>
-      </w:rPr>
-    </w:lvl>
-    <w:lvl w:ilvl="7">
-      <w:start w:val="1"/>
-      <w:numFmt w:val="bullet"/>
-      <w:lvlText w:val="○"/>
-      <w:lvlJc w:val="left"/>
-      <w:pPr>
-        <w:ind w:left="5760" w:hanging="360"/>
-      </w:pPr>
-      <w:rPr>
-        <w:u w:val="none"/>
-      </w:rPr>
-    </w:lvl>
-    <w:lvl w:ilvl="8">
-      <w:start w:val="1"/>
-      <w:numFmt w:val="bullet"/>
-      <w:lvlText w:val="■"/>
-      <w:lvlJc w:val="left"/>
-      <w:pPr>
-        <w:ind w:left="6480" w:hanging="360"/>
-      </w:pPr>
-      <w:rPr>
-        <w:u w:val="none"/>
-      </w:rPr>
-    </w:lvl>
-  </w:abstractNum>
-  <w:abstractNum w:abstractNumId="2">
-    <w:lvl w:ilvl="0">
-      <w:start w:val="1"/>
-      <w:numFmt w:val="bullet"/>
-      <w:lvlText w:val="●"/>
-      <w:lvlJc w:val="left"/>
-      <w:pPr>
-        <w:ind w:left="720" w:hanging="360"/>
-      </w:pPr>
-      <w:rPr>
-        <w:u w:val="none"/>
-      </w:rPr>
-    </w:lvl>
-    <w:lvl w:ilvl="1">
-      <w:start w:val="1"/>
-      <w:numFmt w:val="bullet"/>
-      <w:lvlText w:val="○"/>
-      <w:lvlJc w:val="left"/>
-      <w:pPr>
-        <w:ind w:left="1440" w:hanging="360"/>
-      </w:pPr>
-      <w:rPr>
-        <w:u w:val="none"/>
-      </w:rPr>
-    </w:lvl>
-    <w:lvl w:ilvl="2">
-      <w:start w:val="1"/>
-      <w:numFmt w:val="bullet"/>
-      <w:lvlText w:val="■"/>
-      <w:lvlJc w:val="left"/>
-      <w:pPr>
-        <w:ind w:left="2160" w:hanging="360"/>
-      </w:pPr>
-      <w:rPr>
-        <w:u w:val="none"/>
-      </w:rPr>
-    </w:lvl>
-    <w:lvl w:ilvl="3">
-      <w:start w:val="1"/>
-      <w:numFmt w:val="bullet"/>
-      <w:lvlText w:val="●"/>
-      <w:lvlJc w:val="left"/>
-      <w:pPr>
-        <w:ind w:left="2880" w:hanging="360"/>
-      </w:pPr>
-      <w:rPr>
-        <w:u w:val="none"/>
-      </w:rPr>
-    </w:lvl>
-    <w:lvl w:ilvl="4">
-      <w:start w:val="1"/>
-      <w:numFmt w:val="bullet"/>
-      <w:lvlText w:val="○"/>
-      <w:lvlJc w:val="left"/>
-      <w:pPr>
-        <w:ind w:left="3600" w:hanging="360"/>
-      </w:pPr>
-      <w:rPr>
-        <w:u w:val="none"/>
-      </w:rPr>
-    </w:lvl>
-    <w:lvl w:ilvl="5">
-      <w:start w:val="1"/>
-      <w:numFmt w:val="bullet"/>
-      <w:lvlText w:val="■"/>
-      <w:lvlJc w:val="left"/>
-      <w:pPr>
-        <w:ind w:left="4320" w:hanging="360"/>
-      </w:pPr>
-      <w:rPr>
-        <w:u w:val="none"/>
-      </w:rPr>
-    </w:lvl>
-    <w:lvl w:ilvl="6">
-      <w:start w:val="1"/>
-      <w:numFmt w:val="bullet"/>
-      <w:lvlText w:val="●"/>
-      <w:lvlJc w:val="left"/>
-      <w:pPr>
-        <w:ind w:left="5040" w:hanging="360"/>
-      </w:pPr>
-      <w:rPr>
-        <w:u w:val="none"/>
-      </w:rPr>
-    </w:lvl>
-    <w:lvl w:ilvl="7">
-      <w:start w:val="1"/>
-      <w:numFmt w:val="bullet"/>
-      <w:lvlText w:val="○"/>
-      <w:lvlJc w:val="left"/>
-      <w:pPr>
-        <w:ind w:left="5760" w:hanging="360"/>
-      </w:pPr>
-      <w:rPr>
-        <w:u w:val="none"/>
-      </w:rPr>
-    </w:lvl>
-    <w:lvl w:ilvl="8">
-      <w:start w:val="1"/>
-      <w:numFmt w:val="bullet"/>
-      <w:lvlText w:val="■"/>
-      <w:lvlJc w:val="left"/>
-      <w:pPr>
-        <w:ind w:left="6480" w:hanging="360"/>
-      </w:pPr>
-      <w:rPr>
-        <w:u w:val="none"/>
-      </w:rPr>
-    </w:lvl>
-  </w:abstractNum>
-  <w:num w:numId="1">
-    <w:abstractNumId w:val="1"/>
-  </w:num>
-  <w:num w:numId="2">
-    <w:abstractNumId w:val="2"/>
-  </w:num>
-</w:numbering>
+<w:numbering xmlns:mc="http://schemas.openxmlformats.org/markup-compatibility/2006" xmlns:o="urn:schemas-microsoft-com:office:office" xmlns:r="http://schemas.openxmlformats.org/officeDocument/2006/relationships" xmlns:m="http://schemas.openxmlformats.org/officeDocument/2006/math" xmlns:v="urn:schemas-microsoft-com:vml" xmlns:wp="http://schemas.openxmlformats.org/drawingml/2006/wordprocessingDrawing" xmlns:w10="urn:schemas-microsoft-com:office:word" xmlns:w="http://schemas.openxmlformats.org/wordprocessingml/2006/main" xmlns:wne="http://schemas.microsoft.com/office/word/2006/wordml" xmlns:sl="http://schemas.openxmlformats.org/schemaLibrary/2006/main" xmlns:a="http://schemas.openxmlformats.org/drawingml/2006/main" xmlns:pic="http://schemas.openxmlformats.org/drawingml/2006/picture" xmlns:c="http://schemas.openxmlformats.org/drawingml/2006/chart" xmlns:lc="http://schemas.openxmlformats.org/drawingml/2006/lockedCanvas" xmlns:dgm="http://schemas.openxmlformats.org/drawingml/2006/diagram" xmlns:wps="http://schemas.microsoft.com/office/word/2010/wordprocessingShape" xmlns:wpg="http://schemas.microsoft.com/office/word/2010/wordprocessingGroup" xmlns:w14="http://schemas.microsoft.com/office/word/2010/wordml" xmlns:w15="http://schemas.microsoft.com/office/word/2012/wordml" xmlns:w16="http://schemas.microsoft.com/office/word/2018/wordml" xmlns:w16cex="http://schemas.microsoft.com/office/word/2018/wordml/cex" xmlns:w16cid="http://schemas.microsoft.com/office/word/2016/wordml/cid" xmlns="http://schemas.microsoft.com/office/tasks/2019/documenttasks" xmlns:cr="http://schemas.microsoft.com/office/comments/2020/reactions"/>
 </file>
 
 <file path=word/styles.xml><?xml version="1.0" encoding="utf-8"?>
@@ -702,6 +2585,20 @@
       <w:sz w:val="30"/>
       <w:szCs w:val="30"/>
     </w:rPr>
+  </w:style>
+  <w:style w:type="table" w:styleId="Table1">
+    <w:basedOn w:val="TableNormal"/>
+    <w:tblPr>
+      <w:tblStyleRowBandSize w:val="1"/>
+      <w:tblStyleColBandSize w:val="1"/>
+    </w:tblPr>
+  </w:style>
+  <w:style w:type="table" w:styleId="Table2">
+    <w:basedOn w:val="TableNormal"/>
+    <w:tblPr>
+      <w:tblStyleRowBandSize w:val="1"/>
+      <w:tblStyleColBandSize w:val="1"/>
+    </w:tblPr>
   </w:style>
 </w:styles>
 </file>
